--- a/client/public/Examination.docx
+++ b/client/public/Examination.docx
@@ -1,6 +1,6 @@
 
 <file path=word/document.xml><?xml version="1.0" encoding="utf-8"?>
-<w:document xmlns:wpc="http://schemas.microsoft.com/office/word/2010/wordprocessingCanvas" xmlns:mc="http://schemas.openxmlformats.org/markup-compatibility/2006" xmlns:o="urn:schemas-microsoft-com:office:office" xmlns:r="http://schemas.openxmlformats.org/officeDocument/2006/relationships" xmlns:m="http://schemas.openxmlformats.org/officeDocument/2006/math" xmlns:v="urn:schemas-microsoft-com:vml" xmlns:wp14="http://schemas.microsoft.com/office/word/2010/wordprocessingDrawing" xmlns:wp="http://schemas.openxmlformats.org/drawingml/2006/wordprocessingDrawing" xmlns:w10="urn:schemas-microsoft-com:office:word" xmlns:w="http://schemas.openxmlformats.org/wordprocessingml/2006/main" xmlns:w14="http://schemas.microsoft.com/office/word/2010/wordml" xmlns:w15="http://schemas.microsoft.com/office/word/2012/wordml" xmlns:wpg="http://schemas.microsoft.com/office/word/2010/wordprocessingGroup" xmlns:wpi="http://schemas.microsoft.com/office/word/2010/wordprocessingInk" xmlns:wne="http://schemas.microsoft.com/office/word/2006/wordml" xmlns:wps="http://schemas.microsoft.com/office/word/2010/wordprocessingShape" xmlns:cx="http://schemas.microsoft.com/office/drawing/2014/chartex" xmlns:cx1="http://schemas.microsoft.com/office/drawing/2015/9/8/chartex" xmlns:cx2="http://schemas.microsoft.com/office/drawing/2015/10/21/chartex" xmlns:cx3="http://schemas.microsoft.com/office/drawing/2016/5/9/chartex" xmlns:cx4="http://schemas.microsoft.com/office/drawing/2016/5/10/chartex" xmlns:cx5="http://schemas.microsoft.com/office/drawing/2016/5/11/chartex" xmlns:cx6="http://schemas.microsoft.com/office/drawing/2016/5/12/chartex" xmlns:cx7="http://schemas.microsoft.com/office/drawing/2016/5/13/chartex" xmlns:cx8="http://schemas.microsoft.com/office/drawing/2016/5/14/chartex" xmlns:aink="http://schemas.microsoft.com/office/drawing/2016/ink" xmlns:am3d="http://schemas.microsoft.com/office/drawing/2017/model3d" xmlns:w16cex="http://schemas.microsoft.com/office/word/2018/wordml/cex" xmlns:w16cid="http://schemas.microsoft.com/office/word/2016/wordml/cid" xmlns:w16="http://schemas.microsoft.com/office/word/2018/wordml" xmlns:w16sdtdh="http://schemas.microsoft.com/office/word/2020/wordml/sdtdatahash" xmlns:w16se="http://schemas.microsoft.com/office/word/2015/wordml/symex" mc:Ignorable="w14 w15 wp14">
+<w:document xmlns:wpc="http://schemas.microsoft.com/office/word/2010/wordprocessingCanvas" xmlns:cx="http://schemas.microsoft.com/office/drawing/2014/chartex" xmlns:cx1="http://schemas.microsoft.com/office/drawing/2015/9/8/chartex" xmlns:cx2="http://schemas.microsoft.com/office/drawing/2015/10/21/chartex" xmlns:cx3="http://schemas.microsoft.com/office/drawing/2016/5/9/chartex" xmlns:cx4="http://schemas.microsoft.com/office/drawing/2016/5/10/chartex" xmlns:cx5="http://schemas.microsoft.com/office/drawing/2016/5/11/chartex" xmlns:cx6="http://schemas.microsoft.com/office/drawing/2016/5/12/chartex" xmlns:cx7="http://schemas.microsoft.com/office/drawing/2016/5/13/chartex" xmlns:cx8="http://schemas.microsoft.com/office/drawing/2016/5/14/chartex" xmlns:mc="http://schemas.openxmlformats.org/markup-compatibility/2006" xmlns:aink="http://schemas.microsoft.com/office/drawing/2016/ink" xmlns:am3d="http://schemas.microsoft.com/office/drawing/2017/model3d" xmlns:o="urn:schemas-microsoft-com:office:office" xmlns:oel="http://schemas.microsoft.com/office/2019/extlst" xmlns:r="http://schemas.openxmlformats.org/officeDocument/2006/relationships" xmlns:m="http://schemas.openxmlformats.org/officeDocument/2006/math" xmlns:v="urn:schemas-microsoft-com:vml" xmlns:wp14="http://schemas.microsoft.com/office/word/2010/wordprocessingDrawing" xmlns:wp="http://schemas.openxmlformats.org/drawingml/2006/wordprocessingDrawing" xmlns:w10="urn:schemas-microsoft-com:office:word" xmlns:w="http://schemas.openxmlformats.org/wordprocessingml/2006/main" xmlns:w14="http://schemas.microsoft.com/office/word/2010/wordml" xmlns:w15="http://schemas.microsoft.com/office/word/2012/wordml" xmlns:w16cex="http://schemas.microsoft.com/office/word/2018/wordml/cex" xmlns:w16cid="http://schemas.microsoft.com/office/word/2016/wordml/cid" xmlns:w16="http://schemas.microsoft.com/office/word/2018/wordml" xmlns:w16sdtdh="http://schemas.microsoft.com/office/word/2020/wordml/sdtdatahash" xmlns:w16se="http://schemas.microsoft.com/office/word/2015/wordml/symex" xmlns:wpg="http://schemas.microsoft.com/office/word/2010/wordprocessingGroup" xmlns:wpi="http://schemas.microsoft.com/office/word/2010/wordprocessingInk" xmlns:wne="http://schemas.microsoft.com/office/word/2006/wordml" xmlns:wps="http://schemas.microsoft.com/office/word/2010/wordprocessingShape" mc:Ignorable="w14 w15 w16se w16cid w16 w16cex w16sdtdh wp14">
   <w:body>
     <w:p>
       <w:pPr>
@@ -14,7 +14,7 @@
           <w:sz w:val="26"/>
           <w:szCs w:val="26"/>
         </w:rPr>
-        <w:t xml:space="preserve">WORD PROCESSING, PRESENTATION SKILLS &amp; SPREADSHEET SKILLS</w:t>
+        <w:t>WORD PROCESSING, PRESENTATION SKILLS &amp; SPREADSHEET SKILLS</w:t>
       </w:r>
     </w:p>
     <w:p>
@@ -29,95 +29,74 @@
           <w:sz w:val="26"/>
           <w:szCs w:val="26"/>
         </w:rPr>
-        <w:t xml:space="preserve">PRELIM EXAMINATION</w:t>
-      </w:r>
-    </w:p>
-    <w:p>
-      <w:pPr>
-        <w:spacing w:after="40" w:before="200"/>
-      </w:pPr>
-      <w:r>
-        <w:rPr>
-          <w:b/>
-          <w:bCs/>
+        <w:t>PRELIM EXAMINATION</w:t>
+      </w:r>
+    </w:p>
+    <w:p>
+      <w:pPr>
+        <w:pBdr>
+          <w:bottom w:val="single" w:sz="4" w:space="2" w:color="000000"/>
+        </w:pBdr>
+        <w:spacing w:before="200" w:after="100"/>
+        <w:rPr>
           <w:sz w:val="22"/>
           <w:szCs w:val="22"/>
         </w:rPr>
-        <w:t xml:space="preserve">Coverage: </w:t>
-      </w:r>
+      </w:pPr>
       <w:r>
         <w:rPr>
           <w:sz w:val="22"/>
           <w:szCs w:val="22"/>
         </w:rPr>
-        <w:t xml:space="preserve">Introduction to Word Processing; Word Processing Interface</w:t>
-      </w:r>
-    </w:p>
-    <w:p>
-      <w:pPr>
-        <w:spacing w:after="40"/>
-      </w:pPr>
-      <w:r>
-        <w:rPr>
-          <w:b/>
-          <w:bCs/>
+        <w:t xml:space="preserve">Name: ______________________________________     </w:t>
+      </w:r>
+      <w:r>
+        <w:rPr>
           <w:sz w:val="22"/>
           <w:szCs w:val="22"/>
         </w:rPr>
-        <w:t xml:space="preserve">Total Points: </w:t>
+        <w:t>Year &amp; Course</w:t>
       </w:r>
       <w:r>
         <w:rPr>
           <w:sz w:val="22"/>
           <w:szCs w:val="22"/>
         </w:rPr>
-        <w:t xml:space="preserve">50</w:t>
-      </w:r>
-      <w:r>
-        <w:rPr>
-          <w:b/>
-          <w:bCs/>
+        <w:t xml:space="preserve">: ______________     </w:t>
+      </w:r>
+    </w:p>
+    <w:p>
+      <w:pPr>
+        <w:pBdr>
+          <w:bottom w:val="single" w:sz="4" w:space="2" w:color="000000"/>
+        </w:pBdr>
+        <w:spacing w:before="200" w:after="100"/>
+        <w:rPr>
           <w:sz w:val="22"/>
           <w:szCs w:val="22"/>
         </w:rPr>
-        <w:t xml:space="preserve">        Suggested Time: </w:t>
-      </w:r>
+      </w:pPr>
       <w:r>
         <w:rPr>
           <w:sz w:val="22"/>
           <w:szCs w:val="22"/>
         </w:rPr>
-        <w:t xml:space="preserve">1 hour 30 minutes</w:t>
-      </w:r>
-    </w:p>
-    <w:p>
-      <w:pPr>
-        <w:pBdr>
-          <w:bottom w:val="single" w:color="000000" w:sz="4" w:space="2"/>
-        </w:pBdr>
-        <w:spacing w:after="100" w:before="200"/>
-      </w:pPr>
+        <w:t>Subject Code</w:t>
+      </w:r>
       <w:r>
         <w:rPr>
           <w:sz w:val="22"/>
           <w:szCs w:val="22"/>
         </w:rPr>
-        <w:t xml:space="preserve">Name: ______________________________________</w:t>
-      </w:r>
-      <w:r>
-        <w:rPr>
-          <w:sz w:val="22"/>
-          <w:szCs w:val="22"/>
-        </w:rPr>
-        <w:t xml:space="preserve">     Section: ______________     Score: ________</w:t>
+        <w:t>: ________</w:t>
       </w:r>
     </w:p>
     <w:p>
       <w:pPr>
         <w:pBdr>
-          <w:bottom w:val="single" w:color="000000" w:sz="6" w:space="2"/>
+          <w:bottom w:val="single" w:sz="6" w:space="2" w:color="000000"/>
         </w:pBdr>
-        <w:spacing w:after="100" w:before="400"/>
+        <w:spacing w:after="100"/>
       </w:pPr>
       <w:r>
         <w:rPr>
@@ -126,7 +105,7 @@
           <w:sz w:val="26"/>
           <w:szCs w:val="26"/>
         </w:rPr>
-        <w:t xml:space="preserve">PART I — MULTIPLE CHOICE (15 Points)</w:t>
+        <w:t xml:space="preserve">PART I — MULTIPLE CHOICE </w:t>
       </w:r>
     </w:p>
     <w:p>
@@ -151,12 +130,12 @@
           <w:sz w:val="22"/>
           <w:szCs w:val="22"/>
         </w:rPr>
-        <w:t xml:space="preserve">Click the circle beside the best answer to fill it in.</w:t>
-      </w:r>
-    </w:p>
-    <w:p>
-      <w:pPr>
-        <w:spacing w:after="60" w:before="160"/>
+        <w:t>Click the circle beside the best answer to fill it in.</w:t>
+      </w:r>
+    </w:p>
+    <w:p>
+      <w:pPr>
+        <w:spacing w:before="160" w:after="60"/>
       </w:pPr>
       <w:r>
         <w:rPr>
@@ -172,25 +151,29 @@
           <w:sz w:val="24"/>
           <w:szCs w:val="24"/>
         </w:rPr>
-        <w:t xml:space="preserve">What is word processing?</w:t>
-      </w:r>
-    </w:p>
-    <w:p>
-      <w:pPr>
-        <w:spacing w:after="60"/>
-        <w:ind w:left="450"/>
-      </w:pPr>
-      <w:sdt>
-        <w:sdtPr>
-          <w14:checkbox>
-            <w14:checked w14:val="0"/>
-            <w14:checkedState w14:val="25CF" w14:font="Arial"/>
-            <w14:uncheckedState w14:val="25CB" w14:font="Arial"/>
-          </w14:checkbox>
-        </w:sdtPr>
-        <w:sdtContent>
-          <w:r>
-            <w:sym w:char="25CB" w:font="Arial"/>
+        <w:t>What is word processing?</w:t>
+      </w:r>
+    </w:p>
+    <w:p>
+      <w:pPr>
+        <w:spacing w:after="60"/>
+        <w:ind w:left="450"/>
+      </w:pPr>
+      <w:sdt>
+        <w:sdtPr>
+          <w:id w:val="511033663"/>
+          <w14:checkbox>
+            <w14:checked w14:val="0"/>
+            <w14:checkedState w14:val="25CF" w14:font="Arial"/>
+            <w14:uncheckedState w14:val="25CB" w14:font="Arial"/>
+          </w14:checkbox>
+        </w:sdtPr>
+        <w:sdtContent>
+          <w:r>
+            <w:rPr>
+              <w:rFonts w:ascii="Arial" w:hAnsi="Arial" w:cs="Arial"/>
+            </w:rPr>
+            <w:t>○</w:t>
           </w:r>
         </w:sdtContent>
       </w:sdt>
@@ -209,15 +192,16 @@
       </w:pPr>
       <w:sdt>
         <w:sdtPr>
-          <w14:checkbox>
-            <w14:checked w14:val="0"/>
-            <w14:checkedState w14:val="25CF" w14:font="Arial"/>
-            <w14:uncheckedState w14:val="25CB" w14:font="Arial"/>
-          </w14:checkbox>
-        </w:sdtPr>
-        <w:sdtContent>
-          <w:r>
-            <w:sym w:char="25CB" w:font="Arial"/>
+          <w:id w:val="-60176220"/>
+          <w14:checkbox>
+            <w14:checked w14:val="0"/>
+            <w14:checkedState w14:val="25CF" w14:font="Arial"/>
+            <w14:uncheckedState w14:val="25CB" w14:font="Arial"/>
+          </w14:checkbox>
+        </w:sdtPr>
+        <w:sdtContent>
+          <w:r>
+            <w:sym w:font="Arial" w:char="25CB"/>
           </w:r>
         </w:sdtContent>
       </w:sdt>
@@ -236,15 +220,16 @@
       </w:pPr>
       <w:sdt>
         <w:sdtPr>
-          <w14:checkbox>
-            <w14:checked w14:val="0"/>
-            <w14:checkedState w14:val="25CF" w14:font="Arial"/>
-            <w14:uncheckedState w14:val="25CB" w14:font="Arial"/>
-          </w14:checkbox>
-        </w:sdtPr>
-        <w:sdtContent>
-          <w:r>
-            <w:sym w:char="25CB" w:font="Arial"/>
+          <w:id w:val="-1678412451"/>
+          <w14:checkbox>
+            <w14:checked w14:val="0"/>
+            <w14:checkedState w14:val="25CF" w14:font="Arial"/>
+            <w14:uncheckedState w14:val="25CB" w14:font="Arial"/>
+          </w14:checkbox>
+        </w:sdtPr>
+        <w:sdtContent>
+          <w:r>
+            <w:sym w:font="Arial" w:char="25CB"/>
           </w:r>
         </w:sdtContent>
       </w:sdt>
@@ -263,15 +248,16 @@
       </w:pPr>
       <w:sdt>
         <w:sdtPr>
-          <w14:checkbox>
-            <w14:checked w14:val="0"/>
-            <w14:checkedState w14:val="25CF" w14:font="Arial"/>
-            <w14:uncheckedState w14:val="25CB" w14:font="Arial"/>
-          </w14:checkbox>
-        </w:sdtPr>
-        <w:sdtContent>
-          <w:r>
-            <w:sym w:char="25CB" w:font="Arial"/>
+          <w:id w:val="-721364308"/>
+          <w14:checkbox>
+            <w14:checked w14:val="0"/>
+            <w14:checkedState w14:val="25CF" w14:font="Arial"/>
+            <w14:uncheckedState w14:val="25CB" w14:font="Arial"/>
+          </w14:checkbox>
+        </w:sdtPr>
+        <w:sdtContent>
+          <w:r>
+            <w:sym w:font="Arial" w:char="25CB"/>
           </w:r>
         </w:sdtContent>
       </w:sdt>
@@ -285,7 +271,7 @@
     </w:p>
     <w:p>
       <w:pPr>
-        <w:spacing w:after="60" w:before="160"/>
+        <w:spacing w:before="160" w:after="60"/>
       </w:pPr>
       <w:r>
         <w:rPr>
@@ -301,25 +287,26 @@
           <w:sz w:val="24"/>
           <w:szCs w:val="24"/>
         </w:rPr>
-        <w:t xml:space="preserve">Which of the following is an example of word processing software?</w:t>
-      </w:r>
-    </w:p>
-    <w:p>
-      <w:pPr>
-        <w:spacing w:after="60"/>
-        <w:ind w:left="450"/>
-      </w:pPr>
-      <w:sdt>
-        <w:sdtPr>
-          <w14:checkbox>
-            <w14:checked w14:val="0"/>
-            <w14:checkedState w14:val="25CF" w14:font="Arial"/>
-            <w14:uncheckedState w14:val="25CB" w14:font="Arial"/>
-          </w14:checkbox>
-        </w:sdtPr>
-        <w:sdtContent>
-          <w:r>
-            <w:sym w:char="25CB" w:font="Arial"/>
+        <w:t>Which of the following is an example of word processing software?</w:t>
+      </w:r>
+    </w:p>
+    <w:p>
+      <w:pPr>
+        <w:spacing w:after="60"/>
+        <w:ind w:left="450"/>
+      </w:pPr>
+      <w:sdt>
+        <w:sdtPr>
+          <w:id w:val="1625264700"/>
+          <w14:checkbox>
+            <w14:checked w14:val="0"/>
+            <w14:checkedState w14:val="25CF" w14:font="Arial"/>
+            <w14:uncheckedState w14:val="25CB" w14:font="Arial"/>
+          </w14:checkbox>
+        </w:sdtPr>
+        <w:sdtContent>
+          <w:r>
+            <w:sym w:font="Arial" w:char="25CB"/>
           </w:r>
         </w:sdtContent>
       </w:sdt>
@@ -338,15 +325,16 @@
       </w:pPr>
       <w:sdt>
         <w:sdtPr>
-          <w14:checkbox>
-            <w14:checked w14:val="0"/>
-            <w14:checkedState w14:val="25CF" w14:font="Arial"/>
-            <w14:uncheckedState w14:val="25CB" w14:font="Arial"/>
-          </w14:checkbox>
-        </w:sdtPr>
-        <w:sdtContent>
-          <w:r>
-            <w:sym w:char="25CB" w:font="Arial"/>
+          <w:id w:val="1500769092"/>
+          <w14:checkbox>
+            <w14:checked w14:val="0"/>
+            <w14:checkedState w14:val="25CF" w14:font="Arial"/>
+            <w14:uncheckedState w14:val="25CB" w14:font="Arial"/>
+          </w14:checkbox>
+        </w:sdtPr>
+        <w:sdtContent>
+          <w:r>
+            <w:sym w:font="Arial" w:char="25CB"/>
           </w:r>
         </w:sdtContent>
       </w:sdt>
@@ -365,15 +353,16 @@
       </w:pPr>
       <w:sdt>
         <w:sdtPr>
-          <w14:checkbox>
-            <w14:checked w14:val="0"/>
-            <w14:checkedState w14:val="25CF" w14:font="Arial"/>
-            <w14:uncheckedState w14:val="25CB" w14:font="Arial"/>
-          </w14:checkbox>
-        </w:sdtPr>
-        <w:sdtContent>
-          <w:r>
-            <w:sym w:char="25CB" w:font="Arial"/>
+          <w:id w:val="-79525554"/>
+          <w14:checkbox>
+            <w14:checked w14:val="0"/>
+            <w14:checkedState w14:val="25CF" w14:font="Arial"/>
+            <w14:uncheckedState w14:val="25CB" w14:font="Arial"/>
+          </w14:checkbox>
+        </w:sdtPr>
+        <w:sdtContent>
+          <w:r>
+            <w:sym w:font="Arial" w:char="25CB"/>
           </w:r>
         </w:sdtContent>
       </w:sdt>
@@ -392,15 +381,16 @@
       </w:pPr>
       <w:sdt>
         <w:sdtPr>
-          <w14:checkbox>
-            <w14:checked w14:val="0"/>
-            <w14:checkedState w14:val="25CF" w14:font="Arial"/>
-            <w14:uncheckedState w14:val="25CB" w14:font="Arial"/>
-          </w14:checkbox>
-        </w:sdtPr>
-        <w:sdtContent>
-          <w:r>
-            <w:sym w:char="25CB" w:font="Arial"/>
+          <w:id w:val="-1054383543"/>
+          <w14:checkbox>
+            <w14:checked w14:val="0"/>
+            <w14:checkedState w14:val="25CF" w14:font="Arial"/>
+            <w14:uncheckedState w14:val="25CB" w14:font="Arial"/>
+          </w14:checkbox>
+        </w:sdtPr>
+        <w:sdtContent>
+          <w:r>
+            <w:sym w:font="Arial" w:char="25CB"/>
           </w:r>
         </w:sdtContent>
       </w:sdt>
@@ -414,7 +404,7 @@
     </w:p>
     <w:p>
       <w:pPr>
-        <w:spacing w:after="60" w:before="160"/>
+        <w:spacing w:before="160" w:after="60"/>
       </w:pPr>
       <w:r>
         <w:rPr>
@@ -430,25 +420,26 @@
           <w:sz w:val="24"/>
           <w:szCs w:val="24"/>
         </w:rPr>
-        <w:t xml:space="preserve">Which software is primarily used to create and edit text documents?</w:t>
-      </w:r>
-    </w:p>
-    <w:p>
-      <w:pPr>
-        <w:spacing w:after="60"/>
-        <w:ind w:left="450"/>
-      </w:pPr>
-      <w:sdt>
-        <w:sdtPr>
-          <w14:checkbox>
-            <w14:checked w14:val="0"/>
-            <w14:checkedState w14:val="25CF" w14:font="Arial"/>
-            <w14:uncheckedState w14:val="25CB" w14:font="Arial"/>
-          </w14:checkbox>
-        </w:sdtPr>
-        <w:sdtContent>
-          <w:r>
-            <w:sym w:char="25CB" w:font="Arial"/>
+        <w:t>Which software is primarily used to create and edit text documents?</w:t>
+      </w:r>
+    </w:p>
+    <w:p>
+      <w:pPr>
+        <w:spacing w:after="60"/>
+        <w:ind w:left="450"/>
+      </w:pPr>
+      <w:sdt>
+        <w:sdtPr>
+          <w:id w:val="-456730177"/>
+          <w14:checkbox>
+            <w14:checked w14:val="0"/>
+            <w14:checkedState w14:val="25CF" w14:font="Arial"/>
+            <w14:uncheckedState w14:val="25CB" w14:font="Arial"/>
+          </w14:checkbox>
+        </w:sdtPr>
+        <w:sdtContent>
+          <w:r>
+            <w:sym w:font="Arial" w:char="25CB"/>
           </w:r>
         </w:sdtContent>
       </w:sdt>
@@ -467,15 +458,16 @@
       </w:pPr>
       <w:sdt>
         <w:sdtPr>
-          <w14:checkbox>
-            <w14:checked w14:val="0"/>
-            <w14:checkedState w14:val="25CF" w14:font="Arial"/>
-            <w14:uncheckedState w14:val="25CB" w14:font="Arial"/>
-          </w14:checkbox>
-        </w:sdtPr>
-        <w:sdtContent>
-          <w:r>
-            <w:sym w:char="25CB" w:font="Arial"/>
+          <w:id w:val="-770394673"/>
+          <w14:checkbox>
+            <w14:checked w14:val="0"/>
+            <w14:checkedState w14:val="25CF" w14:font="Arial"/>
+            <w14:uncheckedState w14:val="25CB" w14:font="Arial"/>
+          </w14:checkbox>
+        </w:sdtPr>
+        <w:sdtContent>
+          <w:r>
+            <w:sym w:font="Arial" w:char="25CB"/>
           </w:r>
         </w:sdtContent>
       </w:sdt>
@@ -494,15 +486,16 @@
       </w:pPr>
       <w:sdt>
         <w:sdtPr>
-          <w14:checkbox>
-            <w14:checked w14:val="0"/>
-            <w14:checkedState w14:val="25CF" w14:font="Arial"/>
-            <w14:uncheckedState w14:val="25CB" w14:font="Arial"/>
-          </w14:checkbox>
-        </w:sdtPr>
-        <w:sdtContent>
-          <w:r>
-            <w:sym w:char="25CB" w:font="Arial"/>
+          <w:id w:val="462080806"/>
+          <w14:checkbox>
+            <w14:checked w14:val="0"/>
+            <w14:checkedState w14:val="25CF" w14:font="Arial"/>
+            <w14:uncheckedState w14:val="25CB" w14:font="Arial"/>
+          </w14:checkbox>
+        </w:sdtPr>
+        <w:sdtContent>
+          <w:r>
+            <w:sym w:font="Arial" w:char="25CB"/>
           </w:r>
         </w:sdtContent>
       </w:sdt>
@@ -521,15 +514,16 @@
       </w:pPr>
       <w:sdt>
         <w:sdtPr>
-          <w14:checkbox>
-            <w14:checked w14:val="0"/>
-            <w14:checkedState w14:val="25CF" w14:font="Arial"/>
-            <w14:uncheckedState w14:val="25CB" w14:font="Arial"/>
-          </w14:checkbox>
-        </w:sdtPr>
-        <w:sdtContent>
-          <w:r>
-            <w:sym w:char="25CB" w:font="Arial"/>
+          <w:id w:val="-455329911"/>
+          <w14:checkbox>
+            <w14:checked w14:val="0"/>
+            <w14:checkedState w14:val="25CF" w14:font="Arial"/>
+            <w14:uncheckedState w14:val="25CB" w14:font="Arial"/>
+          </w14:checkbox>
+        </w:sdtPr>
+        <w:sdtContent>
+          <w:r>
+            <w:sym w:font="Arial" w:char="25CB"/>
           </w:r>
         </w:sdtContent>
       </w:sdt>
@@ -543,7 +537,7 @@
     </w:p>
     <w:p>
       <w:pPr>
-        <w:spacing w:after="60" w:before="160"/>
+        <w:spacing w:before="160" w:after="60"/>
       </w:pPr>
       <w:r>
         <w:rPr>
@@ -559,25 +553,26 @@
           <w:sz w:val="24"/>
           <w:szCs w:val="24"/>
         </w:rPr>
-        <w:t xml:space="preserve">What does editing mean in word processing?</w:t>
-      </w:r>
-    </w:p>
-    <w:p>
-      <w:pPr>
-        <w:spacing w:after="60"/>
-        <w:ind w:left="450"/>
-      </w:pPr>
-      <w:sdt>
-        <w:sdtPr>
-          <w14:checkbox>
-            <w14:checked w14:val="0"/>
-            <w14:checkedState w14:val="25CF" w14:font="Arial"/>
-            <w14:uncheckedState w14:val="25CB" w14:font="Arial"/>
-          </w14:checkbox>
-        </w:sdtPr>
-        <w:sdtContent>
-          <w:r>
-            <w:sym w:char="25CB" w:font="Arial"/>
+        <w:t>What does editing mean in word processing?</w:t>
+      </w:r>
+    </w:p>
+    <w:p>
+      <w:pPr>
+        <w:spacing w:after="60"/>
+        <w:ind w:left="450"/>
+      </w:pPr>
+      <w:sdt>
+        <w:sdtPr>
+          <w:id w:val="-1011598983"/>
+          <w14:checkbox>
+            <w14:checked w14:val="0"/>
+            <w14:checkedState w14:val="25CF" w14:font="Arial"/>
+            <w14:uncheckedState w14:val="25CB" w14:font="Arial"/>
+          </w14:checkbox>
+        </w:sdtPr>
+        <w:sdtContent>
+          <w:r>
+            <w:sym w:font="Arial" w:char="25CB"/>
           </w:r>
         </w:sdtContent>
       </w:sdt>
@@ -596,15 +591,16 @@
       </w:pPr>
       <w:sdt>
         <w:sdtPr>
-          <w14:checkbox>
-            <w14:checked w14:val="0"/>
-            <w14:checkedState w14:val="25CF" w14:font="Arial"/>
-            <w14:uncheckedState w14:val="25CB" w14:font="Arial"/>
-          </w14:checkbox>
-        </w:sdtPr>
-        <w:sdtContent>
-          <w:r>
-            <w:sym w:char="25CB" w:font="Arial"/>
+          <w:id w:val="699895828"/>
+          <w14:checkbox>
+            <w14:checked w14:val="0"/>
+            <w14:checkedState w14:val="25CF" w14:font="Arial"/>
+            <w14:uncheckedState w14:val="25CB" w14:font="Arial"/>
+          </w14:checkbox>
+        </w:sdtPr>
+        <w:sdtContent>
+          <w:r>
+            <w:sym w:font="Arial" w:char="25CB"/>
           </w:r>
         </w:sdtContent>
       </w:sdt>
@@ -623,15 +619,16 @@
       </w:pPr>
       <w:sdt>
         <w:sdtPr>
-          <w14:checkbox>
-            <w14:checked w14:val="0"/>
-            <w14:checkedState w14:val="25CF" w14:font="Arial"/>
-            <w14:uncheckedState w14:val="25CB" w14:font="Arial"/>
-          </w14:checkbox>
-        </w:sdtPr>
-        <w:sdtContent>
-          <w:r>
-            <w:sym w:char="25CB" w:font="Arial"/>
+          <w:id w:val="-1129621054"/>
+          <w14:checkbox>
+            <w14:checked w14:val="0"/>
+            <w14:checkedState w14:val="25CF" w14:font="Arial"/>
+            <w14:uncheckedState w14:val="25CB" w14:font="Arial"/>
+          </w14:checkbox>
+        </w:sdtPr>
+        <w:sdtContent>
+          <w:r>
+            <w:sym w:font="Arial" w:char="25CB"/>
           </w:r>
         </w:sdtContent>
       </w:sdt>
@@ -650,15 +647,16 @@
       </w:pPr>
       <w:sdt>
         <w:sdtPr>
-          <w14:checkbox>
-            <w14:checked w14:val="0"/>
-            <w14:checkedState w14:val="25CF" w14:font="Arial"/>
-            <w14:uncheckedState w14:val="25CB" w14:font="Arial"/>
-          </w14:checkbox>
-        </w:sdtPr>
-        <w:sdtContent>
-          <w:r>
-            <w:sym w:char="25CB" w:font="Arial"/>
+          <w:id w:val="-1129082239"/>
+          <w14:checkbox>
+            <w14:checked w14:val="0"/>
+            <w14:checkedState w14:val="25CF" w14:font="Arial"/>
+            <w14:uncheckedState w14:val="25CB" w14:font="Arial"/>
+          </w14:checkbox>
+        </w:sdtPr>
+        <w:sdtContent>
+          <w:r>
+            <w:sym w:font="Arial" w:char="25CB"/>
           </w:r>
         </w:sdtContent>
       </w:sdt>
@@ -672,7 +670,7 @@
     </w:p>
     <w:p>
       <w:pPr>
-        <w:spacing w:after="60" w:before="160"/>
+        <w:spacing w:before="160" w:after="60"/>
       </w:pPr>
       <w:r>
         <w:rPr>
@@ -688,25 +686,26 @@
           <w:sz w:val="24"/>
           <w:szCs w:val="24"/>
         </w:rPr>
-        <w:t xml:space="preserve">What does formatting mean?</w:t>
-      </w:r>
-    </w:p>
-    <w:p>
-      <w:pPr>
-        <w:spacing w:after="60"/>
-        <w:ind w:left="450"/>
-      </w:pPr>
-      <w:sdt>
-        <w:sdtPr>
-          <w14:checkbox>
-            <w14:checked w14:val="0"/>
-            <w14:checkedState w14:val="25CF" w14:font="Arial"/>
-            <w14:uncheckedState w14:val="25CB" w14:font="Arial"/>
-          </w14:checkbox>
-        </w:sdtPr>
-        <w:sdtContent>
-          <w:r>
-            <w:sym w:char="25CB" w:font="Arial"/>
+        <w:t>What does formatting mean?</w:t>
+      </w:r>
+    </w:p>
+    <w:p>
+      <w:pPr>
+        <w:spacing w:after="60"/>
+        <w:ind w:left="450"/>
+      </w:pPr>
+      <w:sdt>
+        <w:sdtPr>
+          <w:id w:val="-1178185767"/>
+          <w14:checkbox>
+            <w14:checked w14:val="0"/>
+            <w14:checkedState w14:val="25CF" w14:font="Arial"/>
+            <w14:uncheckedState w14:val="25CB" w14:font="Arial"/>
+          </w14:checkbox>
+        </w:sdtPr>
+        <w:sdtContent>
+          <w:r>
+            <w:sym w:font="Arial" w:char="25CB"/>
           </w:r>
         </w:sdtContent>
       </w:sdt>
@@ -725,15 +724,16 @@
       </w:pPr>
       <w:sdt>
         <w:sdtPr>
-          <w14:checkbox>
-            <w14:checked w14:val="0"/>
-            <w14:checkedState w14:val="25CF" w14:font="Arial"/>
-            <w14:uncheckedState w14:val="25CB" w14:font="Arial"/>
-          </w14:checkbox>
-        </w:sdtPr>
-        <w:sdtContent>
-          <w:r>
-            <w:sym w:char="25CB" w:font="Arial"/>
+          <w:id w:val="-2054381290"/>
+          <w14:checkbox>
+            <w14:checked w14:val="0"/>
+            <w14:checkedState w14:val="25CF" w14:font="Arial"/>
+            <w14:uncheckedState w14:val="25CB" w14:font="Arial"/>
+          </w14:checkbox>
+        </w:sdtPr>
+        <w:sdtContent>
+          <w:r>
+            <w:sym w:font="Arial" w:char="25CB"/>
           </w:r>
         </w:sdtContent>
       </w:sdt>
@@ -752,15 +752,16 @@
       </w:pPr>
       <w:sdt>
         <w:sdtPr>
-          <w14:checkbox>
-            <w14:checked w14:val="0"/>
-            <w14:checkedState w14:val="25CF" w14:font="Arial"/>
-            <w14:uncheckedState w14:val="25CB" w14:font="Arial"/>
-          </w14:checkbox>
-        </w:sdtPr>
-        <w:sdtContent>
-          <w:r>
-            <w:sym w:char="25CB" w:font="Arial"/>
+          <w:id w:val="424777571"/>
+          <w14:checkbox>
+            <w14:checked w14:val="0"/>
+            <w14:checkedState w14:val="25CF" w14:font="Arial"/>
+            <w14:uncheckedState w14:val="25CB" w14:font="Arial"/>
+          </w14:checkbox>
+        </w:sdtPr>
+        <w:sdtContent>
+          <w:r>
+            <w:sym w:font="Arial" w:char="25CB"/>
           </w:r>
         </w:sdtContent>
       </w:sdt>
@@ -779,15 +780,16 @@
       </w:pPr>
       <w:sdt>
         <w:sdtPr>
-          <w14:checkbox>
-            <w14:checked w14:val="0"/>
-            <w14:checkedState w14:val="25CF" w14:font="Arial"/>
-            <w14:uncheckedState w14:val="25CB" w14:font="Arial"/>
-          </w14:checkbox>
-        </w:sdtPr>
-        <w:sdtContent>
-          <w:r>
-            <w:sym w:char="25CB" w:font="Arial"/>
+          <w:id w:val="84266814"/>
+          <w14:checkbox>
+            <w14:checked w14:val="0"/>
+            <w14:checkedState w14:val="25CF" w14:font="Arial"/>
+            <w14:uncheckedState w14:val="25CB" w14:font="Arial"/>
+          </w14:checkbox>
+        </w:sdtPr>
+        <w:sdtContent>
+          <w:r>
+            <w:sym w:font="Arial" w:char="25CB"/>
           </w:r>
         </w:sdtContent>
       </w:sdt>
@@ -801,7 +803,7 @@
     </w:p>
     <w:p>
       <w:pPr>
-        <w:spacing w:after="60" w:before="160"/>
+        <w:spacing w:before="160" w:after="60"/>
       </w:pPr>
       <w:r>
         <w:rPr>
@@ -817,25 +819,26 @@
           <w:sz w:val="24"/>
           <w:szCs w:val="24"/>
         </w:rPr>
-        <w:t xml:space="preserve">Which of the following is an example of a document created using a word processor?</w:t>
-      </w:r>
-    </w:p>
-    <w:p>
-      <w:pPr>
-        <w:spacing w:after="60"/>
-        <w:ind w:left="450"/>
-      </w:pPr>
-      <w:sdt>
-        <w:sdtPr>
-          <w14:checkbox>
-            <w14:checked w14:val="0"/>
-            <w14:checkedState w14:val="25CF" w14:font="Arial"/>
-            <w14:uncheckedState w14:val="25CB" w14:font="Arial"/>
-          </w14:checkbox>
-        </w:sdtPr>
-        <w:sdtContent>
-          <w:r>
-            <w:sym w:char="25CB" w:font="Arial"/>
+        <w:t>Which of the following is an example of a document created using a word processor?</w:t>
+      </w:r>
+    </w:p>
+    <w:p>
+      <w:pPr>
+        <w:spacing w:after="60"/>
+        <w:ind w:left="450"/>
+      </w:pPr>
+      <w:sdt>
+        <w:sdtPr>
+          <w:id w:val="-368146414"/>
+          <w14:checkbox>
+            <w14:checked w14:val="0"/>
+            <w14:checkedState w14:val="25CF" w14:font="Arial"/>
+            <w14:uncheckedState w14:val="25CB" w14:font="Arial"/>
+          </w14:checkbox>
+        </w:sdtPr>
+        <w:sdtContent>
+          <w:r>
+            <w:sym w:font="Arial" w:char="25CB"/>
           </w:r>
         </w:sdtContent>
       </w:sdt>
@@ -854,15 +857,16 @@
       </w:pPr>
       <w:sdt>
         <w:sdtPr>
-          <w14:checkbox>
-            <w14:checked w14:val="0"/>
-            <w14:checkedState w14:val="25CF" w14:font="Arial"/>
-            <w14:uncheckedState w14:val="25CB" w14:font="Arial"/>
-          </w14:checkbox>
-        </w:sdtPr>
-        <w:sdtContent>
-          <w:r>
-            <w:sym w:char="25CB" w:font="Arial"/>
+          <w:id w:val="1943341911"/>
+          <w14:checkbox>
+            <w14:checked w14:val="0"/>
+            <w14:checkedState w14:val="25CF" w14:font="Arial"/>
+            <w14:uncheckedState w14:val="25CB" w14:font="Arial"/>
+          </w14:checkbox>
+        </w:sdtPr>
+        <w:sdtContent>
+          <w:r>
+            <w:sym w:font="Arial" w:char="25CB"/>
           </w:r>
         </w:sdtContent>
       </w:sdt>
@@ -881,15 +885,16 @@
       </w:pPr>
       <w:sdt>
         <w:sdtPr>
-          <w14:checkbox>
-            <w14:checked w14:val="0"/>
-            <w14:checkedState w14:val="25CF" w14:font="Arial"/>
-            <w14:uncheckedState w14:val="25CB" w14:font="Arial"/>
-          </w14:checkbox>
-        </w:sdtPr>
-        <w:sdtContent>
-          <w:r>
-            <w:sym w:char="25CB" w:font="Arial"/>
+          <w:id w:val="1480348667"/>
+          <w14:checkbox>
+            <w14:checked w14:val="0"/>
+            <w14:checkedState w14:val="25CF" w14:font="Arial"/>
+            <w14:uncheckedState w14:val="25CB" w14:font="Arial"/>
+          </w14:checkbox>
+        </w:sdtPr>
+        <w:sdtContent>
+          <w:r>
+            <w:sym w:font="Arial" w:char="25CB"/>
           </w:r>
         </w:sdtContent>
       </w:sdt>
@@ -908,15 +913,16 @@
       </w:pPr>
       <w:sdt>
         <w:sdtPr>
-          <w14:checkbox>
-            <w14:checked w14:val="0"/>
-            <w14:checkedState w14:val="25CF" w14:font="Arial"/>
-            <w14:uncheckedState w14:val="25CB" w14:font="Arial"/>
-          </w14:checkbox>
-        </w:sdtPr>
-        <w:sdtContent>
-          <w:r>
-            <w:sym w:char="25CB" w:font="Arial"/>
+          <w:id w:val="575395447"/>
+          <w14:checkbox>
+            <w14:checked w14:val="0"/>
+            <w14:checkedState w14:val="25CF" w14:font="Arial"/>
+            <w14:uncheckedState w14:val="25CB" w14:font="Arial"/>
+          </w14:checkbox>
+        </w:sdtPr>
+        <w:sdtContent>
+          <w:r>
+            <w:sym w:font="Arial" w:char="25CB"/>
           </w:r>
         </w:sdtContent>
       </w:sdt>
@@ -930,15 +936,16 @@
     </w:p>
     <w:p>
       <w:pPr>
-        <w:spacing w:after="60" w:before="160"/>
-      </w:pPr>
-      <w:r>
-        <w:rPr>
-          <w:b/>
-          <w:bCs/>
-          <w:sz w:val="24"/>
-          <w:szCs w:val="24"/>
-        </w:rPr>
+        <w:spacing w:before="160" w:after="60"/>
+      </w:pPr>
+      <w:r>
+        <w:rPr>
+          <w:b/>
+          <w:bCs/>
+          <w:sz w:val="24"/>
+          <w:szCs w:val="24"/>
+        </w:rPr>
+        <w:lastRenderedPageBreak/>
         <w:t xml:space="preserve">7. </w:t>
       </w:r>
       <w:r>
@@ -946,25 +953,26 @@
           <w:sz w:val="24"/>
           <w:szCs w:val="24"/>
         </w:rPr>
-        <w:t xml:space="preserve">Which part of Microsoft Word contains many of the tools and commands used to create and format documents?</w:t>
-      </w:r>
-    </w:p>
-    <w:p>
-      <w:pPr>
-        <w:spacing w:after="60"/>
-        <w:ind w:left="450"/>
-      </w:pPr>
-      <w:sdt>
-        <w:sdtPr>
-          <w14:checkbox>
-            <w14:checked w14:val="0"/>
-            <w14:checkedState w14:val="25CF" w14:font="Arial"/>
-            <w14:uncheckedState w14:val="25CB" w14:font="Arial"/>
-          </w14:checkbox>
-        </w:sdtPr>
-        <w:sdtContent>
-          <w:r>
-            <w:sym w:char="25CB" w:font="Arial"/>
+        <w:t>Which part of Microsoft Word contains many of the tools and commands used to create and format documents?</w:t>
+      </w:r>
+    </w:p>
+    <w:p>
+      <w:pPr>
+        <w:spacing w:after="60"/>
+        <w:ind w:left="450"/>
+      </w:pPr>
+      <w:sdt>
+        <w:sdtPr>
+          <w:id w:val="158509113"/>
+          <w14:checkbox>
+            <w14:checked w14:val="0"/>
+            <w14:checkedState w14:val="25CF" w14:font="Arial"/>
+            <w14:uncheckedState w14:val="25CB" w14:font="Arial"/>
+          </w14:checkbox>
+        </w:sdtPr>
+        <w:sdtContent>
+          <w:r>
+            <w:sym w:font="Arial" w:char="25CB"/>
           </w:r>
         </w:sdtContent>
       </w:sdt>
@@ -983,15 +991,16 @@
       </w:pPr>
       <w:sdt>
         <w:sdtPr>
-          <w14:checkbox>
-            <w14:checked w14:val="0"/>
-            <w14:checkedState w14:val="25CF" w14:font="Arial"/>
-            <w14:uncheckedState w14:val="25CB" w14:font="Arial"/>
-          </w14:checkbox>
-        </w:sdtPr>
-        <w:sdtContent>
-          <w:r>
-            <w:sym w:char="25CB" w:font="Arial"/>
+          <w:id w:val="-25953567"/>
+          <w14:checkbox>
+            <w14:checked w14:val="0"/>
+            <w14:checkedState w14:val="25CF" w14:font="Arial"/>
+            <w14:uncheckedState w14:val="25CB" w14:font="Arial"/>
+          </w14:checkbox>
+        </w:sdtPr>
+        <w:sdtContent>
+          <w:r>
+            <w:sym w:font="Arial" w:char="25CB"/>
           </w:r>
         </w:sdtContent>
       </w:sdt>
@@ -1010,15 +1019,16 @@
       </w:pPr>
       <w:sdt>
         <w:sdtPr>
-          <w14:checkbox>
-            <w14:checked w14:val="0"/>
-            <w14:checkedState w14:val="25CF" w14:font="Arial"/>
-            <w14:uncheckedState w14:val="25CB" w14:font="Arial"/>
-          </w14:checkbox>
-        </w:sdtPr>
-        <w:sdtContent>
-          <w:r>
-            <w:sym w:char="25CB" w:font="Arial"/>
+          <w:id w:val="-372689345"/>
+          <w14:checkbox>
+            <w14:checked w14:val="0"/>
+            <w14:checkedState w14:val="25CF" w14:font="Arial"/>
+            <w14:uncheckedState w14:val="25CB" w14:font="Arial"/>
+          </w14:checkbox>
+        </w:sdtPr>
+        <w:sdtContent>
+          <w:r>
+            <w:sym w:font="Arial" w:char="25CB"/>
           </w:r>
         </w:sdtContent>
       </w:sdt>
@@ -1037,15 +1047,16 @@
       </w:pPr>
       <w:sdt>
         <w:sdtPr>
-          <w14:checkbox>
-            <w14:checked w14:val="0"/>
-            <w14:checkedState w14:val="25CF" w14:font="Arial"/>
-            <w14:uncheckedState w14:val="25CB" w14:font="Arial"/>
-          </w14:checkbox>
-        </w:sdtPr>
-        <w:sdtContent>
-          <w:r>
-            <w:sym w:char="25CB" w:font="Arial"/>
+          <w:id w:val="1339892453"/>
+          <w14:checkbox>
+            <w14:checked w14:val="0"/>
+            <w14:checkedState w14:val="25CF" w14:font="Arial"/>
+            <w14:uncheckedState w14:val="25CB" w14:font="Arial"/>
+          </w14:checkbox>
+        </w:sdtPr>
+        <w:sdtContent>
+          <w:r>
+            <w:sym w:font="Arial" w:char="25CB"/>
           </w:r>
         </w:sdtContent>
       </w:sdt>
@@ -1059,7 +1070,7 @@
     </w:p>
     <w:p>
       <w:pPr>
-        <w:spacing w:after="60" w:before="160"/>
+        <w:spacing w:before="160" w:after="60"/>
       </w:pPr>
       <w:r>
         <w:rPr>
@@ -1075,25 +1086,26 @@
           <w:sz w:val="24"/>
           <w:szCs w:val="24"/>
         </w:rPr>
-        <w:t xml:space="preserve">Where can you usually find the name of the current document?</w:t>
-      </w:r>
-    </w:p>
-    <w:p>
-      <w:pPr>
-        <w:spacing w:after="60"/>
-        <w:ind w:left="450"/>
-      </w:pPr>
-      <w:sdt>
-        <w:sdtPr>
-          <w14:checkbox>
-            <w14:checked w14:val="0"/>
-            <w14:checkedState w14:val="25CF" w14:font="Arial"/>
-            <w14:uncheckedState w14:val="25CB" w14:font="Arial"/>
-          </w14:checkbox>
-        </w:sdtPr>
-        <w:sdtContent>
-          <w:r>
-            <w:sym w:char="25CB" w:font="Arial"/>
+        <w:t>Where can you usually find the name of the current document?</w:t>
+      </w:r>
+    </w:p>
+    <w:p>
+      <w:pPr>
+        <w:spacing w:after="60"/>
+        <w:ind w:left="450"/>
+      </w:pPr>
+      <w:sdt>
+        <w:sdtPr>
+          <w:id w:val="-311034679"/>
+          <w14:checkbox>
+            <w14:checked w14:val="0"/>
+            <w14:checkedState w14:val="25CF" w14:font="Arial"/>
+            <w14:uncheckedState w14:val="25CB" w14:font="Arial"/>
+          </w14:checkbox>
+        </w:sdtPr>
+        <w:sdtContent>
+          <w:r>
+            <w:sym w:font="Arial" w:char="25CB"/>
           </w:r>
         </w:sdtContent>
       </w:sdt>
@@ -1112,15 +1124,16 @@
       </w:pPr>
       <w:sdt>
         <w:sdtPr>
-          <w14:checkbox>
-            <w14:checked w14:val="0"/>
-            <w14:checkedState w14:val="25CF" w14:font="Arial"/>
-            <w14:uncheckedState w14:val="25CB" w14:font="Arial"/>
-          </w14:checkbox>
-        </w:sdtPr>
-        <w:sdtContent>
-          <w:r>
-            <w:sym w:char="25CB" w:font="Arial"/>
+          <w:id w:val="642620199"/>
+          <w14:checkbox>
+            <w14:checked w14:val="0"/>
+            <w14:checkedState w14:val="25CF" w14:font="Arial"/>
+            <w14:uncheckedState w14:val="25CB" w14:font="Arial"/>
+          </w14:checkbox>
+        </w:sdtPr>
+        <w:sdtContent>
+          <w:r>
+            <w:sym w:font="Arial" w:char="25CB"/>
           </w:r>
         </w:sdtContent>
       </w:sdt>
@@ -1139,15 +1152,16 @@
       </w:pPr>
       <w:sdt>
         <w:sdtPr>
-          <w14:checkbox>
-            <w14:checked w14:val="0"/>
-            <w14:checkedState w14:val="25CF" w14:font="Arial"/>
-            <w14:uncheckedState w14:val="25CB" w14:font="Arial"/>
-          </w14:checkbox>
-        </w:sdtPr>
-        <w:sdtContent>
-          <w:r>
-            <w:sym w:char="25CB" w:font="Arial"/>
+          <w:id w:val="-1918777865"/>
+          <w14:checkbox>
+            <w14:checked w14:val="0"/>
+            <w14:checkedState w14:val="25CF" w14:font="Arial"/>
+            <w14:uncheckedState w14:val="25CB" w14:font="Arial"/>
+          </w14:checkbox>
+        </w:sdtPr>
+        <w:sdtContent>
+          <w:r>
+            <w:sym w:font="Arial" w:char="25CB"/>
           </w:r>
         </w:sdtContent>
       </w:sdt>
@@ -1166,15 +1180,16 @@
       </w:pPr>
       <w:sdt>
         <w:sdtPr>
-          <w14:checkbox>
-            <w14:checked w14:val="0"/>
-            <w14:checkedState w14:val="25CF" w14:font="Arial"/>
-            <w14:uncheckedState w14:val="25CB" w14:font="Arial"/>
-          </w14:checkbox>
-        </w:sdtPr>
-        <w:sdtContent>
-          <w:r>
-            <w:sym w:char="25CB" w:font="Arial"/>
+          <w:id w:val="-115134878"/>
+          <w14:checkbox>
+            <w14:checked w14:val="0"/>
+            <w14:checkedState w14:val="25CF" w14:font="Arial"/>
+            <w14:uncheckedState w14:val="25CB" w14:font="Arial"/>
+          </w14:checkbox>
+        </w:sdtPr>
+        <w:sdtContent>
+          <w:r>
+            <w:sym w:font="Arial" w:char="25CB"/>
           </w:r>
         </w:sdtContent>
       </w:sdt>
@@ -1188,7 +1203,7 @@
     </w:p>
     <w:p>
       <w:pPr>
-        <w:spacing w:after="60" w:before="160"/>
+        <w:spacing w:before="160" w:after="60"/>
       </w:pPr>
       <w:r>
         <w:rPr>
@@ -1204,25 +1219,26 @@
           <w:sz w:val="24"/>
           <w:szCs w:val="24"/>
         </w:rPr>
-        <w:t xml:space="preserve">Which tab contains commands such as font, font size, bold, italic, alignment, and bullets?</w:t>
-      </w:r>
-    </w:p>
-    <w:p>
-      <w:pPr>
-        <w:spacing w:after="60"/>
-        <w:ind w:left="450"/>
-      </w:pPr>
-      <w:sdt>
-        <w:sdtPr>
-          <w14:checkbox>
-            <w14:checked w14:val="0"/>
-            <w14:checkedState w14:val="25CF" w14:font="Arial"/>
-            <w14:uncheckedState w14:val="25CB" w14:font="Arial"/>
-          </w14:checkbox>
-        </w:sdtPr>
-        <w:sdtContent>
-          <w:r>
-            <w:sym w:char="25CB" w:font="Arial"/>
+        <w:t>Which tab contains commands such as font, font size, bold, italic, alignment, and bullets?</w:t>
+      </w:r>
+    </w:p>
+    <w:p>
+      <w:pPr>
+        <w:spacing w:after="60"/>
+        <w:ind w:left="450"/>
+      </w:pPr>
+      <w:sdt>
+        <w:sdtPr>
+          <w:id w:val="-1076278239"/>
+          <w14:checkbox>
+            <w14:checked w14:val="0"/>
+            <w14:checkedState w14:val="25CF" w14:font="Arial"/>
+            <w14:uncheckedState w14:val="25CB" w14:font="Arial"/>
+          </w14:checkbox>
+        </w:sdtPr>
+        <w:sdtContent>
+          <w:r>
+            <w:sym w:font="Arial" w:char="25CB"/>
           </w:r>
         </w:sdtContent>
       </w:sdt>
@@ -1241,15 +1257,16 @@
       </w:pPr>
       <w:sdt>
         <w:sdtPr>
-          <w14:checkbox>
-            <w14:checked w14:val="0"/>
-            <w14:checkedState w14:val="25CF" w14:font="Arial"/>
-            <w14:uncheckedState w14:val="25CB" w14:font="Arial"/>
-          </w14:checkbox>
-        </w:sdtPr>
-        <w:sdtContent>
-          <w:r>
-            <w:sym w:char="25CB" w:font="Arial"/>
+          <w:id w:val="-675192208"/>
+          <w14:checkbox>
+            <w14:checked w14:val="0"/>
+            <w14:checkedState w14:val="25CF" w14:font="Arial"/>
+            <w14:uncheckedState w14:val="25CB" w14:font="Arial"/>
+          </w14:checkbox>
+        </w:sdtPr>
+        <w:sdtContent>
+          <w:r>
+            <w:sym w:font="Arial" w:char="25CB"/>
           </w:r>
         </w:sdtContent>
       </w:sdt>
@@ -1268,15 +1285,16 @@
       </w:pPr>
       <w:sdt>
         <w:sdtPr>
-          <w14:checkbox>
-            <w14:checked w14:val="0"/>
-            <w14:checkedState w14:val="25CF" w14:font="Arial"/>
-            <w14:uncheckedState w14:val="25CB" w14:font="Arial"/>
-          </w14:checkbox>
-        </w:sdtPr>
-        <w:sdtContent>
-          <w:r>
-            <w:sym w:char="25CB" w:font="Arial"/>
+          <w:id w:val="-1480222659"/>
+          <w14:checkbox>
+            <w14:checked w14:val="0"/>
+            <w14:checkedState w14:val="25CF" w14:font="Arial"/>
+            <w14:uncheckedState w14:val="25CB" w14:font="Arial"/>
+          </w14:checkbox>
+        </w:sdtPr>
+        <w:sdtContent>
+          <w:r>
+            <w:sym w:font="Arial" w:char="25CB"/>
           </w:r>
         </w:sdtContent>
       </w:sdt>
@@ -1295,15 +1313,16 @@
       </w:pPr>
       <w:sdt>
         <w:sdtPr>
-          <w14:checkbox>
-            <w14:checked w14:val="0"/>
-            <w14:checkedState w14:val="25CF" w14:font="Arial"/>
-            <w14:uncheckedState w14:val="25CB" w14:font="Arial"/>
-          </w14:checkbox>
-        </w:sdtPr>
-        <w:sdtContent>
-          <w:r>
-            <w:sym w:char="25CB" w:font="Arial"/>
+          <w:id w:val="-1324044102"/>
+          <w14:checkbox>
+            <w14:checked w14:val="0"/>
+            <w14:checkedState w14:val="25CF" w14:font="Arial"/>
+            <w14:uncheckedState w14:val="25CB" w14:font="Arial"/>
+          </w14:checkbox>
+        </w:sdtPr>
+        <w:sdtContent>
+          <w:r>
+            <w:sym w:font="Arial" w:char="25CB"/>
           </w:r>
         </w:sdtContent>
       </w:sdt>
@@ -1317,7 +1336,7 @@
     </w:p>
     <w:p>
       <w:pPr>
-        <w:spacing w:after="60" w:before="160"/>
+        <w:spacing w:before="160" w:after="60"/>
       </w:pPr>
       <w:r>
         <w:rPr>
@@ -1333,25 +1352,26 @@
           <w:sz w:val="24"/>
           <w:szCs w:val="24"/>
         </w:rPr>
-        <w:t xml:space="preserve">Which tab would you normally use to insert a picture into a document?</w:t>
-      </w:r>
-    </w:p>
-    <w:p>
-      <w:pPr>
-        <w:spacing w:after="60"/>
-        <w:ind w:left="450"/>
-      </w:pPr>
-      <w:sdt>
-        <w:sdtPr>
-          <w14:checkbox>
-            <w14:checked w14:val="0"/>
-            <w14:checkedState w14:val="25CF" w14:font="Arial"/>
-            <w14:uncheckedState w14:val="25CB" w14:font="Arial"/>
-          </w14:checkbox>
-        </w:sdtPr>
-        <w:sdtContent>
-          <w:r>
-            <w:sym w:char="25CB" w:font="Arial"/>
+        <w:t>Which tab would you normally use to insert a picture into a document?</w:t>
+      </w:r>
+    </w:p>
+    <w:p>
+      <w:pPr>
+        <w:spacing w:after="60"/>
+        <w:ind w:left="450"/>
+      </w:pPr>
+      <w:sdt>
+        <w:sdtPr>
+          <w:id w:val="907888350"/>
+          <w14:checkbox>
+            <w14:checked w14:val="0"/>
+            <w14:checkedState w14:val="25CF" w14:font="Arial"/>
+            <w14:uncheckedState w14:val="25CB" w14:font="Arial"/>
+          </w14:checkbox>
+        </w:sdtPr>
+        <w:sdtContent>
+          <w:r>
+            <w:sym w:font="Arial" w:char="25CB"/>
           </w:r>
         </w:sdtContent>
       </w:sdt>
@@ -1370,15 +1390,16 @@
       </w:pPr>
       <w:sdt>
         <w:sdtPr>
-          <w14:checkbox>
-            <w14:checked w14:val="0"/>
-            <w14:checkedState w14:val="25CF" w14:font="Arial"/>
-            <w14:uncheckedState w14:val="25CB" w14:font="Arial"/>
-          </w14:checkbox>
-        </w:sdtPr>
-        <w:sdtContent>
-          <w:r>
-            <w:sym w:char="25CB" w:font="Arial"/>
+          <w:id w:val="239140697"/>
+          <w14:checkbox>
+            <w14:checked w14:val="0"/>
+            <w14:checkedState w14:val="25CF" w14:font="Arial"/>
+            <w14:uncheckedState w14:val="25CB" w14:font="Arial"/>
+          </w14:checkbox>
+        </w:sdtPr>
+        <w:sdtContent>
+          <w:r>
+            <w:sym w:font="Arial" w:char="25CB"/>
           </w:r>
         </w:sdtContent>
       </w:sdt>
@@ -1397,15 +1418,16 @@
       </w:pPr>
       <w:sdt>
         <w:sdtPr>
-          <w14:checkbox>
-            <w14:checked w14:val="0"/>
-            <w14:checkedState w14:val="25CF" w14:font="Arial"/>
-            <w14:uncheckedState w14:val="25CB" w14:font="Arial"/>
-          </w14:checkbox>
-        </w:sdtPr>
-        <w:sdtContent>
-          <w:r>
-            <w:sym w:char="25CB" w:font="Arial"/>
+          <w:id w:val="2025599683"/>
+          <w14:checkbox>
+            <w14:checked w14:val="0"/>
+            <w14:checkedState w14:val="25CF" w14:font="Arial"/>
+            <w14:uncheckedState w14:val="25CB" w14:font="Arial"/>
+          </w14:checkbox>
+        </w:sdtPr>
+        <w:sdtContent>
+          <w:r>
+            <w:sym w:font="Arial" w:char="25CB"/>
           </w:r>
         </w:sdtContent>
       </w:sdt>
@@ -1424,15 +1446,16 @@
       </w:pPr>
       <w:sdt>
         <w:sdtPr>
-          <w14:checkbox>
-            <w14:checked w14:val="0"/>
-            <w14:checkedState w14:val="25CF" w14:font="Arial"/>
-            <w14:uncheckedState w14:val="25CB" w14:font="Arial"/>
-          </w14:checkbox>
-        </w:sdtPr>
-        <w:sdtContent>
-          <w:r>
-            <w:sym w:char="25CB" w:font="Arial"/>
+          <w:id w:val="-1479139407"/>
+          <w14:checkbox>
+            <w14:checked w14:val="0"/>
+            <w14:checkedState w14:val="25CF" w14:font="Arial"/>
+            <w14:uncheckedState w14:val="25CB" w14:font="Arial"/>
+          </w14:checkbox>
+        </w:sdtPr>
+        <w:sdtContent>
+          <w:r>
+            <w:sym w:font="Arial" w:char="25CB"/>
           </w:r>
         </w:sdtContent>
       </w:sdt>
@@ -1446,7 +1469,7 @@
     </w:p>
     <w:p>
       <w:pPr>
-        <w:spacing w:after="60" w:before="160"/>
+        <w:spacing w:before="160" w:after="60"/>
       </w:pPr>
       <w:r>
         <w:rPr>
@@ -1462,25 +1485,26 @@
           <w:sz w:val="24"/>
           <w:szCs w:val="24"/>
         </w:rPr>
-        <w:t xml:space="preserve">Which tab contains options such as Margins, Orientation, and Size?</w:t>
-      </w:r>
-    </w:p>
-    <w:p>
-      <w:pPr>
-        <w:spacing w:after="60"/>
-        <w:ind w:left="450"/>
-      </w:pPr>
-      <w:sdt>
-        <w:sdtPr>
-          <w14:checkbox>
-            <w14:checked w14:val="0"/>
-            <w14:checkedState w14:val="25CF" w14:font="Arial"/>
-            <w14:uncheckedState w14:val="25CB" w14:font="Arial"/>
-          </w14:checkbox>
-        </w:sdtPr>
-        <w:sdtContent>
-          <w:r>
-            <w:sym w:char="25CB" w:font="Arial"/>
+        <w:t>Which tab contains options such as Margins, Orientation, and Size?</w:t>
+      </w:r>
+    </w:p>
+    <w:p>
+      <w:pPr>
+        <w:spacing w:after="60"/>
+        <w:ind w:left="450"/>
+      </w:pPr>
+      <w:sdt>
+        <w:sdtPr>
+          <w:id w:val="143089509"/>
+          <w14:checkbox>
+            <w14:checked w14:val="0"/>
+            <w14:checkedState w14:val="25CF" w14:font="Arial"/>
+            <w14:uncheckedState w14:val="25CB" w14:font="Arial"/>
+          </w14:checkbox>
+        </w:sdtPr>
+        <w:sdtContent>
+          <w:r>
+            <w:sym w:font="Arial" w:char="25CB"/>
           </w:r>
         </w:sdtContent>
       </w:sdt>
@@ -1499,15 +1523,16 @@
       </w:pPr>
       <w:sdt>
         <w:sdtPr>
-          <w14:checkbox>
-            <w14:checked w14:val="0"/>
-            <w14:checkedState w14:val="25CF" w14:font="Arial"/>
-            <w14:uncheckedState w14:val="25CB" w14:font="Arial"/>
-          </w14:checkbox>
-        </w:sdtPr>
-        <w:sdtContent>
-          <w:r>
-            <w:sym w:char="25CB" w:font="Arial"/>
+          <w:id w:val="-112292478"/>
+          <w14:checkbox>
+            <w14:checked w14:val="0"/>
+            <w14:checkedState w14:val="25CF" w14:font="Arial"/>
+            <w14:uncheckedState w14:val="25CB" w14:font="Arial"/>
+          </w14:checkbox>
+        </w:sdtPr>
+        <w:sdtContent>
+          <w:r>
+            <w:sym w:font="Arial" w:char="25CB"/>
           </w:r>
         </w:sdtContent>
       </w:sdt>
@@ -1526,15 +1551,16 @@
       </w:pPr>
       <w:sdt>
         <w:sdtPr>
-          <w14:checkbox>
-            <w14:checked w14:val="0"/>
-            <w14:checkedState w14:val="25CF" w14:font="Arial"/>
-            <w14:uncheckedState w14:val="25CB" w14:font="Arial"/>
-          </w14:checkbox>
-        </w:sdtPr>
-        <w:sdtContent>
-          <w:r>
-            <w:sym w:char="25CB" w:font="Arial"/>
+          <w:id w:val="491299140"/>
+          <w14:checkbox>
+            <w14:checked w14:val="0"/>
+            <w14:checkedState w14:val="25CF" w14:font="Arial"/>
+            <w14:uncheckedState w14:val="25CB" w14:font="Arial"/>
+          </w14:checkbox>
+        </w:sdtPr>
+        <w:sdtContent>
+          <w:r>
+            <w:sym w:font="Arial" w:char="25CB"/>
           </w:r>
         </w:sdtContent>
       </w:sdt>
@@ -1553,15 +1579,16 @@
       </w:pPr>
       <w:sdt>
         <w:sdtPr>
-          <w14:checkbox>
-            <w14:checked w14:val="0"/>
-            <w14:checkedState w14:val="25CF" w14:font="Arial"/>
-            <w14:uncheckedState w14:val="25CB" w14:font="Arial"/>
-          </w14:checkbox>
-        </w:sdtPr>
-        <w:sdtContent>
-          <w:r>
-            <w:sym w:char="25CB" w:font="Arial"/>
+          <w:id w:val="17820955"/>
+          <w14:checkbox>
+            <w14:checked w14:val="0"/>
+            <w14:checkedState w14:val="25CF" w14:font="Arial"/>
+            <w14:uncheckedState w14:val="25CB" w14:font="Arial"/>
+          </w14:checkbox>
+        </w:sdtPr>
+        <w:sdtContent>
+          <w:r>
+            <w:sym w:font="Arial" w:char="25CB"/>
           </w:r>
         </w:sdtContent>
       </w:sdt>
@@ -1575,7 +1602,7 @@
     </w:p>
     <w:p>
       <w:pPr>
-        <w:spacing w:after="60" w:before="160"/>
+        <w:spacing w:before="160" w:after="60"/>
       </w:pPr>
       <w:r>
         <w:rPr>
@@ -1591,25 +1618,26 @@
           <w:sz w:val="24"/>
           <w:szCs w:val="24"/>
         </w:rPr>
-        <w:t xml:space="preserve">What is the main purpose of the Document Area?</w:t>
-      </w:r>
-    </w:p>
-    <w:p>
-      <w:pPr>
-        <w:spacing w:after="60"/>
-        <w:ind w:left="450"/>
-      </w:pPr>
-      <w:sdt>
-        <w:sdtPr>
-          <w14:checkbox>
-            <w14:checked w14:val="0"/>
-            <w14:checkedState w14:val="25CF" w14:font="Arial"/>
-            <w14:uncheckedState w14:val="25CB" w14:font="Arial"/>
-          </w14:checkbox>
-        </w:sdtPr>
-        <w:sdtContent>
-          <w:r>
-            <w:sym w:char="25CB" w:font="Arial"/>
+        <w:t>What is the main purpose of the Document Area?</w:t>
+      </w:r>
+    </w:p>
+    <w:p>
+      <w:pPr>
+        <w:spacing w:after="60"/>
+        <w:ind w:left="450"/>
+      </w:pPr>
+      <w:sdt>
+        <w:sdtPr>
+          <w:id w:val="-2092758273"/>
+          <w14:checkbox>
+            <w14:checked w14:val="0"/>
+            <w14:checkedState w14:val="25CF" w14:font="Arial"/>
+            <w14:uncheckedState w14:val="25CB" w14:font="Arial"/>
+          </w14:checkbox>
+        </w:sdtPr>
+        <w:sdtContent>
+          <w:r>
+            <w:sym w:font="Arial" w:char="25CB"/>
           </w:r>
         </w:sdtContent>
       </w:sdt>
@@ -1628,15 +1656,16 @@
       </w:pPr>
       <w:sdt>
         <w:sdtPr>
-          <w14:checkbox>
-            <w14:checked w14:val="0"/>
-            <w14:checkedState w14:val="25CF" w14:font="Arial"/>
-            <w14:uncheckedState w14:val="25CB" w14:font="Arial"/>
-          </w14:checkbox>
-        </w:sdtPr>
-        <w:sdtContent>
-          <w:r>
-            <w:sym w:char="25CB" w:font="Arial"/>
+          <w:id w:val="868498897"/>
+          <w14:checkbox>
+            <w14:checked w14:val="0"/>
+            <w14:checkedState w14:val="25CF" w14:font="Arial"/>
+            <w14:uncheckedState w14:val="25CB" w14:font="Arial"/>
+          </w14:checkbox>
+        </w:sdtPr>
+        <w:sdtContent>
+          <w:r>
+            <w:sym w:font="Arial" w:char="25CB"/>
           </w:r>
         </w:sdtContent>
       </w:sdt>
@@ -1655,15 +1684,16 @@
       </w:pPr>
       <w:sdt>
         <w:sdtPr>
-          <w14:checkbox>
-            <w14:checked w14:val="0"/>
-            <w14:checkedState w14:val="25CF" w14:font="Arial"/>
-            <w14:uncheckedState w14:val="25CB" w14:font="Arial"/>
-          </w14:checkbox>
-        </w:sdtPr>
-        <w:sdtContent>
-          <w:r>
-            <w:sym w:char="25CB" w:font="Arial"/>
+          <w:id w:val="-1158618025"/>
+          <w14:checkbox>
+            <w14:checked w14:val="0"/>
+            <w14:checkedState w14:val="25CF" w14:font="Arial"/>
+            <w14:uncheckedState w14:val="25CB" w14:font="Arial"/>
+          </w14:checkbox>
+        </w:sdtPr>
+        <w:sdtContent>
+          <w:r>
+            <w:sym w:font="Arial" w:char="25CB"/>
           </w:r>
         </w:sdtContent>
       </w:sdt>
@@ -1682,15 +1712,16 @@
       </w:pPr>
       <w:sdt>
         <w:sdtPr>
-          <w14:checkbox>
-            <w14:checked w14:val="0"/>
-            <w14:checkedState w14:val="25CF" w14:font="Arial"/>
-            <w14:uncheckedState w14:val="25CB" w14:font="Arial"/>
-          </w14:checkbox>
-        </w:sdtPr>
-        <w:sdtContent>
-          <w:r>
-            <w:sym w:char="25CB" w:font="Arial"/>
+          <w:id w:val="1269349067"/>
+          <w14:checkbox>
+            <w14:checked w14:val="0"/>
+            <w14:checkedState w14:val="25CF" w14:font="Arial"/>
+            <w14:uncheckedState w14:val="25CB" w14:font="Arial"/>
+          </w14:checkbox>
+        </w:sdtPr>
+        <w:sdtContent>
+          <w:r>
+            <w:sym w:font="Arial" w:char="25CB"/>
           </w:r>
         </w:sdtContent>
       </w:sdt>
@@ -1704,7 +1735,7 @@
     </w:p>
     <w:p>
       <w:pPr>
-        <w:spacing w:after="60" w:before="160"/>
+        <w:spacing w:before="160" w:after="60"/>
       </w:pPr>
       <w:r>
         <w:rPr>
@@ -1720,25 +1751,26 @@
           <w:sz w:val="24"/>
           <w:szCs w:val="24"/>
         </w:rPr>
-        <w:t xml:space="preserve">What does the blinking vertical line in the document represent?</w:t>
-      </w:r>
-    </w:p>
-    <w:p>
-      <w:pPr>
-        <w:spacing w:after="60"/>
-        <w:ind w:left="450"/>
-      </w:pPr>
-      <w:sdt>
-        <w:sdtPr>
-          <w14:checkbox>
-            <w14:checked w14:val="0"/>
-            <w14:checkedState w14:val="25CF" w14:font="Arial"/>
-            <w14:uncheckedState w14:val="25CB" w14:font="Arial"/>
-          </w14:checkbox>
-        </w:sdtPr>
-        <w:sdtContent>
-          <w:r>
-            <w:sym w:char="25CB" w:font="Arial"/>
+        <w:t>What does the blinking vertical line in the document represent?</w:t>
+      </w:r>
+    </w:p>
+    <w:p>
+      <w:pPr>
+        <w:spacing w:after="60"/>
+        <w:ind w:left="450"/>
+      </w:pPr>
+      <w:sdt>
+        <w:sdtPr>
+          <w:id w:val="1472554510"/>
+          <w14:checkbox>
+            <w14:checked w14:val="0"/>
+            <w14:checkedState w14:val="25CF" w14:font="Arial"/>
+            <w14:uncheckedState w14:val="25CB" w14:font="Arial"/>
+          </w14:checkbox>
+        </w:sdtPr>
+        <w:sdtContent>
+          <w:r>
+            <w:sym w:font="Arial" w:char="25CB"/>
           </w:r>
         </w:sdtContent>
       </w:sdt>
@@ -1757,15 +1789,16 @@
       </w:pPr>
       <w:sdt>
         <w:sdtPr>
-          <w14:checkbox>
-            <w14:checked w14:val="0"/>
-            <w14:checkedState w14:val="25CF" w14:font="Arial"/>
-            <w14:uncheckedState w14:val="25CB" w14:font="Arial"/>
-          </w14:checkbox>
-        </w:sdtPr>
-        <w:sdtContent>
-          <w:r>
-            <w:sym w:char="25CB" w:font="Arial"/>
+          <w:id w:val="1904866720"/>
+          <w14:checkbox>
+            <w14:checked w14:val="0"/>
+            <w14:checkedState w14:val="25CF" w14:font="Arial"/>
+            <w14:uncheckedState w14:val="25CB" w14:font="Arial"/>
+          </w14:checkbox>
+        </w:sdtPr>
+        <w:sdtContent>
+          <w:r>
+            <w:sym w:font="Arial" w:char="25CB"/>
           </w:r>
         </w:sdtContent>
       </w:sdt>
@@ -1784,15 +1817,16 @@
       </w:pPr>
       <w:sdt>
         <w:sdtPr>
-          <w14:checkbox>
-            <w14:checked w14:val="0"/>
-            <w14:checkedState w14:val="25CF" w14:font="Arial"/>
-            <w14:uncheckedState w14:val="25CB" w14:font="Arial"/>
-          </w14:checkbox>
-        </w:sdtPr>
-        <w:sdtContent>
-          <w:r>
-            <w:sym w:char="25CB" w:font="Arial"/>
+          <w:id w:val="1689871731"/>
+          <w14:checkbox>
+            <w14:checked w14:val="0"/>
+            <w14:checkedState w14:val="25CF" w14:font="Arial"/>
+            <w14:uncheckedState w14:val="25CB" w14:font="Arial"/>
+          </w14:checkbox>
+        </w:sdtPr>
+        <w:sdtContent>
+          <w:r>
+            <w:sym w:font="Arial" w:char="25CB"/>
           </w:r>
         </w:sdtContent>
       </w:sdt>
@@ -1811,15 +1845,16 @@
       </w:pPr>
       <w:sdt>
         <w:sdtPr>
-          <w14:checkbox>
-            <w14:checked w14:val="0"/>
-            <w14:checkedState w14:val="25CF" w14:font="Arial"/>
-            <w14:uncheckedState w14:val="25CB" w14:font="Arial"/>
-          </w14:checkbox>
-        </w:sdtPr>
-        <w:sdtContent>
-          <w:r>
-            <w:sym w:char="25CB" w:font="Arial"/>
+          <w:id w:val="1321774358"/>
+          <w14:checkbox>
+            <w14:checked w14:val="0"/>
+            <w14:checkedState w14:val="25CF" w14:font="Arial"/>
+            <w14:uncheckedState w14:val="25CB" w14:font="Arial"/>
+          </w14:checkbox>
+        </w:sdtPr>
+        <w:sdtContent>
+          <w:r>
+            <w:sym w:font="Arial" w:char="25CB"/>
           </w:r>
         </w:sdtContent>
       </w:sdt>
@@ -1833,7 +1868,7 @@
     </w:p>
     <w:p>
       <w:pPr>
-        <w:spacing w:after="60" w:before="160"/>
+        <w:spacing w:before="160" w:after="60"/>
       </w:pPr>
       <w:r>
         <w:rPr>
@@ -1849,25 +1884,26 @@
           <w:sz w:val="24"/>
           <w:szCs w:val="24"/>
         </w:rPr>
-        <w:t xml:space="preserve">Which part allows you to move up and down through a document?</w:t>
-      </w:r>
-    </w:p>
-    <w:p>
-      <w:pPr>
-        <w:spacing w:after="60"/>
-        <w:ind w:left="450"/>
-      </w:pPr>
-      <w:sdt>
-        <w:sdtPr>
-          <w14:checkbox>
-            <w14:checked w14:val="0"/>
-            <w14:checkedState w14:val="25CF" w14:font="Arial"/>
-            <w14:uncheckedState w14:val="25CB" w14:font="Arial"/>
-          </w14:checkbox>
-        </w:sdtPr>
-        <w:sdtContent>
-          <w:r>
-            <w:sym w:char="25CB" w:font="Arial"/>
+        <w:t>Which part allows you to move up and down through a document?</w:t>
+      </w:r>
+    </w:p>
+    <w:p>
+      <w:pPr>
+        <w:spacing w:after="60"/>
+        <w:ind w:left="450"/>
+      </w:pPr>
+      <w:sdt>
+        <w:sdtPr>
+          <w:id w:val="-1994476865"/>
+          <w14:checkbox>
+            <w14:checked w14:val="0"/>
+            <w14:checkedState w14:val="25CF" w14:font="Arial"/>
+            <w14:uncheckedState w14:val="25CB" w14:font="Arial"/>
+          </w14:checkbox>
+        </w:sdtPr>
+        <w:sdtContent>
+          <w:r>
+            <w:sym w:font="Arial" w:char="25CB"/>
           </w:r>
         </w:sdtContent>
       </w:sdt>
@@ -1886,15 +1922,16 @@
       </w:pPr>
       <w:sdt>
         <w:sdtPr>
-          <w14:checkbox>
-            <w14:checked w14:val="0"/>
-            <w14:checkedState w14:val="25CF" w14:font="Arial"/>
-            <w14:uncheckedState w14:val="25CB" w14:font="Arial"/>
-          </w14:checkbox>
-        </w:sdtPr>
-        <w:sdtContent>
-          <w:r>
-            <w:sym w:char="25CB" w:font="Arial"/>
+          <w:id w:val="-1676103501"/>
+          <w14:checkbox>
+            <w14:checked w14:val="0"/>
+            <w14:checkedState w14:val="25CF" w14:font="Arial"/>
+            <w14:uncheckedState w14:val="25CB" w14:font="Arial"/>
+          </w14:checkbox>
+        </w:sdtPr>
+        <w:sdtContent>
+          <w:r>
+            <w:sym w:font="Arial" w:char="25CB"/>
           </w:r>
         </w:sdtContent>
       </w:sdt>
@@ -1913,15 +1950,16 @@
       </w:pPr>
       <w:sdt>
         <w:sdtPr>
-          <w14:checkbox>
-            <w14:checked w14:val="0"/>
-            <w14:checkedState w14:val="25CF" w14:font="Arial"/>
-            <w14:uncheckedState w14:val="25CB" w14:font="Arial"/>
-          </w14:checkbox>
-        </w:sdtPr>
-        <w:sdtContent>
-          <w:r>
-            <w:sym w:char="25CB" w:font="Arial"/>
+          <w:id w:val="906649719"/>
+          <w14:checkbox>
+            <w14:checked w14:val="0"/>
+            <w14:checkedState w14:val="25CF" w14:font="Arial"/>
+            <w14:uncheckedState w14:val="25CB" w14:font="Arial"/>
+          </w14:checkbox>
+        </w:sdtPr>
+        <w:sdtContent>
+          <w:r>
+            <w:sym w:font="Arial" w:char="25CB"/>
           </w:r>
         </w:sdtContent>
       </w:sdt>
@@ -1940,15 +1978,16 @@
       </w:pPr>
       <w:sdt>
         <w:sdtPr>
-          <w14:checkbox>
-            <w14:checked w14:val="0"/>
-            <w14:checkedState w14:val="25CF" w14:font="Arial"/>
-            <w14:uncheckedState w14:val="25CB" w14:font="Arial"/>
-          </w14:checkbox>
-        </w:sdtPr>
-        <w:sdtContent>
-          <w:r>
-            <w:sym w:char="25CB" w:font="Arial"/>
+          <w:id w:val="269752987"/>
+          <w14:checkbox>
+            <w14:checked w14:val="0"/>
+            <w14:checkedState w14:val="25CF" w14:font="Arial"/>
+            <w14:uncheckedState w14:val="25CB" w14:font="Arial"/>
+          </w14:checkbox>
+        </w:sdtPr>
+        <w:sdtContent>
+          <w:r>
+            <w:sym w:font="Arial" w:char="25CB"/>
           </w:r>
         </w:sdtContent>
       </w:sdt>
@@ -1962,7 +2001,7 @@
     </w:p>
     <w:p>
       <w:pPr>
-        <w:spacing w:after="60" w:before="160"/>
+        <w:spacing w:before="160" w:after="60"/>
       </w:pPr>
       <w:r>
         <w:rPr>
@@ -1978,25 +2017,26 @@
           <w:sz w:val="24"/>
           <w:szCs w:val="24"/>
         </w:rPr>
-        <w:t xml:space="preserve">Where can you usually find information such as the page number and word count?</w:t>
-      </w:r>
-    </w:p>
-    <w:p>
-      <w:pPr>
-        <w:spacing w:after="60"/>
-        <w:ind w:left="450"/>
-      </w:pPr>
-      <w:sdt>
-        <w:sdtPr>
-          <w14:checkbox>
-            <w14:checked w14:val="0"/>
-            <w14:checkedState w14:val="25CF" w14:font="Arial"/>
-            <w14:uncheckedState w14:val="25CB" w14:font="Arial"/>
-          </w14:checkbox>
-        </w:sdtPr>
-        <w:sdtContent>
-          <w:r>
-            <w:sym w:char="25CB" w:font="Arial"/>
+        <w:t>Where can you usually find information such as the page number and word count?</w:t>
+      </w:r>
+    </w:p>
+    <w:p>
+      <w:pPr>
+        <w:spacing w:after="60"/>
+        <w:ind w:left="450"/>
+      </w:pPr>
+      <w:sdt>
+        <w:sdtPr>
+          <w:id w:val="200059565"/>
+          <w14:checkbox>
+            <w14:checked w14:val="0"/>
+            <w14:checkedState w14:val="25CF" w14:font="Arial"/>
+            <w14:uncheckedState w14:val="25CB" w14:font="Arial"/>
+          </w14:checkbox>
+        </w:sdtPr>
+        <w:sdtContent>
+          <w:r>
+            <w:sym w:font="Arial" w:char="25CB"/>
           </w:r>
         </w:sdtContent>
       </w:sdt>
@@ -2015,15 +2055,16 @@
       </w:pPr>
       <w:sdt>
         <w:sdtPr>
-          <w14:checkbox>
-            <w14:checked w14:val="0"/>
-            <w14:checkedState w14:val="25CF" w14:font="Arial"/>
-            <w14:uncheckedState w14:val="25CB" w14:font="Arial"/>
-          </w14:checkbox>
-        </w:sdtPr>
-        <w:sdtContent>
-          <w:r>
-            <w:sym w:char="25CB" w:font="Arial"/>
+          <w:id w:val="29460002"/>
+          <w14:checkbox>
+            <w14:checked w14:val="0"/>
+            <w14:checkedState w14:val="25CF" w14:font="Arial"/>
+            <w14:uncheckedState w14:val="25CB" w14:font="Arial"/>
+          </w14:checkbox>
+        </w:sdtPr>
+        <w:sdtContent>
+          <w:r>
+            <w:sym w:font="Arial" w:char="25CB"/>
           </w:r>
         </w:sdtContent>
       </w:sdt>
@@ -2042,15 +2083,16 @@
       </w:pPr>
       <w:sdt>
         <w:sdtPr>
-          <w14:checkbox>
-            <w14:checked w14:val="0"/>
-            <w14:checkedState w14:val="25CF" w14:font="Arial"/>
-            <w14:uncheckedState w14:val="25CB" w14:font="Arial"/>
-          </w14:checkbox>
-        </w:sdtPr>
-        <w:sdtContent>
-          <w:r>
-            <w:sym w:char="25CB" w:font="Arial"/>
+          <w:id w:val="374899621"/>
+          <w14:checkbox>
+            <w14:checked w14:val="0"/>
+            <w14:checkedState w14:val="25CF" w14:font="Arial"/>
+            <w14:uncheckedState w14:val="25CB" w14:font="Arial"/>
+          </w14:checkbox>
+        </w:sdtPr>
+        <w:sdtContent>
+          <w:r>
+            <w:sym w:font="Arial" w:char="25CB"/>
           </w:r>
         </w:sdtContent>
       </w:sdt>
@@ -2069,15 +2111,16 @@
       </w:pPr>
       <w:sdt>
         <w:sdtPr>
-          <w14:checkbox>
-            <w14:checked w14:val="0"/>
-            <w14:checkedState w14:val="25CF" w14:font="Arial"/>
-            <w14:uncheckedState w14:val="25CB" w14:font="Arial"/>
-          </w14:checkbox>
-        </w:sdtPr>
-        <w:sdtContent>
-          <w:r>
-            <w:sym w:char="25CB" w:font="Arial"/>
+          <w:id w:val="-1548132733"/>
+          <w14:checkbox>
+            <w14:checked w14:val="0"/>
+            <w14:checkedState w14:val="25CF" w14:font="Arial"/>
+            <w14:uncheckedState w14:val="25CB" w14:font="Arial"/>
+          </w14:checkbox>
+        </w:sdtPr>
+        <w:sdtContent>
+          <w:r>
+            <w:sym w:font="Arial" w:char="25CB"/>
           </w:r>
         </w:sdtContent>
       </w:sdt>
@@ -2092,9 +2135,9 @@
     <w:p>
       <w:pPr>
         <w:pBdr>
-          <w:bottom w:val="single" w:color="000000" w:sz="6" w:space="2"/>
+          <w:bottom w:val="single" w:sz="6" w:space="2" w:color="000000"/>
         </w:pBdr>
-        <w:spacing w:after="100" w:before="400"/>
+        <w:spacing w:before="400" w:after="100"/>
       </w:pPr>
       <w:r>
         <w:rPr>
@@ -2103,7 +2146,7 @@
           <w:sz w:val="26"/>
           <w:szCs w:val="26"/>
         </w:rPr>
-        <w:t xml:space="preserve">PART II — IDENTIFICATION (10 Points)</w:t>
+        <w:t xml:space="preserve">PART II — IDENTIFICATION </w:t>
       </w:r>
     </w:p>
     <w:p>
@@ -2128,12 +2171,12 @@
           <w:sz w:val="22"/>
           <w:szCs w:val="22"/>
         </w:rPr>
-        <w:t xml:space="preserve">Identify the Microsoft Word interface component being described. Write your answer on your answer sheet.</w:t>
-      </w:r>
-    </w:p>
-    <w:p>
-      <w:pPr>
-        <w:spacing w:after="40" w:before="160"/>
+        <w:t>Identify the Microsoft Word interface component being described. Write your answer on your answer sheet.</w:t>
+      </w:r>
+    </w:p>
+    <w:p>
+      <w:pPr>
+        <w:spacing w:before="160" w:after="40"/>
       </w:pPr>
       <w:r>
         <w:rPr>
@@ -2149,7 +2192,7 @@
           <w:sz w:val="24"/>
           <w:szCs w:val="24"/>
         </w:rPr>
-        <w:t xml:space="preserve">It displays the name of the current document and the Microsoft Word application.</w:t>
+        <w:t>It displays the name of the current document and the Microsoft Word application.</w:t>
       </w:r>
     </w:p>
     <w:p>
@@ -2173,12 +2216,12 @@
           <w:sz w:val="24"/>
           <w:szCs w:val="24"/>
         </w:rPr>
-        <w:t xml:space="preserve">_______________________________</w:t>
-      </w:r>
-    </w:p>
-    <w:p>
-      <w:pPr>
-        <w:spacing w:after="40" w:before="160"/>
+        <w:t>_______________________________</w:t>
+      </w:r>
+    </w:p>
+    <w:p>
+      <w:pPr>
+        <w:spacing w:before="160" w:after="40"/>
       </w:pPr>
       <w:r>
         <w:rPr>
@@ -2194,7 +2237,7 @@
           <w:sz w:val="24"/>
           <w:szCs w:val="24"/>
         </w:rPr>
-        <w:t xml:space="preserve">It contains commonly used commands such as Save, Undo, and Redo.</w:t>
+        <w:t>It contains commonly used commands such as Save, Undo, and Redo.</w:t>
       </w:r>
     </w:p>
     <w:p>
@@ -2218,12 +2261,12 @@
           <w:sz w:val="24"/>
           <w:szCs w:val="24"/>
         </w:rPr>
-        <w:t xml:space="preserve">_______________________________</w:t>
-      </w:r>
-    </w:p>
-    <w:p>
-      <w:pPr>
-        <w:spacing w:after="40" w:before="160"/>
+        <w:t>_______________________________</w:t>
+      </w:r>
+    </w:p>
+    <w:p>
+      <w:pPr>
+        <w:spacing w:before="160" w:after="40"/>
       </w:pPr>
       <w:r>
         <w:rPr>
@@ -2239,7 +2282,7 @@
           <w:sz w:val="24"/>
           <w:szCs w:val="24"/>
         </w:rPr>
-        <w:t xml:space="preserve">It contains options such as New, Open, Save, Save As, Print, and Close.</w:t>
+        <w:t>It contains options such as New, Open, Save, Save As, Print, and Close.</w:t>
       </w:r>
     </w:p>
     <w:p>
@@ -2263,12 +2306,12 @@
           <w:sz w:val="24"/>
           <w:szCs w:val="24"/>
         </w:rPr>
-        <w:t xml:space="preserve">_______________________________</w:t>
-      </w:r>
-    </w:p>
-    <w:p>
-      <w:pPr>
-        <w:spacing w:after="40" w:before="160"/>
+        <w:t>_______________________________</w:t>
+      </w:r>
+    </w:p>
+    <w:p>
+      <w:pPr>
+        <w:spacing w:before="160" w:after="40"/>
       </w:pPr>
       <w:r>
         <w:rPr>
@@ -2284,7 +2327,7 @@
           <w:sz w:val="24"/>
           <w:szCs w:val="24"/>
         </w:rPr>
-        <w:t xml:space="preserve">It contains groups of tools and commands used to work with documents.</w:t>
+        <w:t>It contains groups of tools and commands used to work with documents.</w:t>
       </w:r>
     </w:p>
     <w:p>
@@ -2308,12 +2351,12 @@
           <w:sz w:val="24"/>
           <w:szCs w:val="24"/>
         </w:rPr>
-        <w:t xml:space="preserve">_______________________________</w:t>
-      </w:r>
-    </w:p>
-    <w:p>
-      <w:pPr>
-        <w:spacing w:after="40" w:before="160"/>
+        <w:t>_______________________________</w:t>
+      </w:r>
+    </w:p>
+    <w:p>
+      <w:pPr>
+        <w:spacing w:before="160" w:after="40"/>
       </w:pPr>
       <w:r>
         <w:rPr>
@@ -2329,7 +2372,7 @@
           <w:sz w:val="24"/>
           <w:szCs w:val="24"/>
         </w:rPr>
-        <w:t xml:space="preserve">It is the area where you type and create the actual document.</w:t>
+        <w:t>It is the area where you type and create the actual document.</w:t>
       </w:r>
     </w:p>
     <w:p>
@@ -2353,12 +2396,12 @@
           <w:sz w:val="24"/>
           <w:szCs w:val="24"/>
         </w:rPr>
-        <w:t xml:space="preserve">_______________________________</w:t>
-      </w:r>
-    </w:p>
-    <w:p>
-      <w:pPr>
-        <w:spacing w:after="40" w:before="160"/>
+        <w:t>_______________________________</w:t>
+      </w:r>
+    </w:p>
+    <w:p>
+      <w:pPr>
+        <w:spacing w:before="160" w:after="40"/>
       </w:pPr>
       <w:r>
         <w:rPr>
@@ -2374,7 +2417,7 @@
           <w:sz w:val="24"/>
           <w:szCs w:val="24"/>
         </w:rPr>
-        <w:t xml:space="preserve">It helps users set margins, indentation, and tab positions.</w:t>
+        <w:t>It helps users set margins, indentation, and tab positions.</w:t>
       </w:r>
     </w:p>
     <w:p>
@@ -2398,12 +2441,12 @@
           <w:sz w:val="24"/>
           <w:szCs w:val="24"/>
         </w:rPr>
-        <w:t xml:space="preserve">_______________________________</w:t>
-      </w:r>
-    </w:p>
-    <w:p>
-      <w:pPr>
-        <w:spacing w:after="40" w:before="160"/>
+        <w:t>_______________________________</w:t>
+      </w:r>
+    </w:p>
+    <w:p>
+      <w:pPr>
+        <w:spacing w:before="160" w:after="40"/>
       </w:pPr>
       <w:r>
         <w:rPr>
@@ -2419,7 +2462,7 @@
           <w:sz w:val="24"/>
           <w:szCs w:val="24"/>
         </w:rPr>
-        <w:t xml:space="preserve">It allows users to move up and down through a document.</w:t>
+        <w:t>It allows users to move up and down through a document.</w:t>
       </w:r>
     </w:p>
     <w:p>
@@ -2443,12 +2486,12 @@
           <w:sz w:val="24"/>
           <w:szCs w:val="24"/>
         </w:rPr>
-        <w:t xml:space="preserve">_______________________________</w:t>
-      </w:r>
-    </w:p>
-    <w:p>
-      <w:pPr>
-        <w:spacing w:after="40" w:before="160"/>
+        <w:t>_______________________________</w:t>
+      </w:r>
+    </w:p>
+    <w:p>
+      <w:pPr>
+        <w:spacing w:before="160" w:after="40"/>
       </w:pPr>
       <w:r>
         <w:rPr>
@@ -2464,7 +2507,7 @@
           <w:sz w:val="24"/>
           <w:szCs w:val="24"/>
         </w:rPr>
-        <w:t xml:space="preserve">It displays information such as page number and word count.</w:t>
+        <w:t>It displays information such as page number and word count.</w:t>
       </w:r>
     </w:p>
     <w:p>
@@ -2488,12 +2531,12 @@
           <w:sz w:val="24"/>
           <w:szCs w:val="24"/>
         </w:rPr>
-        <w:t xml:space="preserve">_______________________________</w:t>
-      </w:r>
-    </w:p>
-    <w:p>
-      <w:pPr>
-        <w:spacing w:after="40" w:before="160"/>
+        <w:t>_______________________________</w:t>
+      </w:r>
+    </w:p>
+    <w:p>
+      <w:pPr>
+        <w:spacing w:before="160" w:after="40"/>
       </w:pPr>
       <w:r>
         <w:rPr>
@@ -2509,7 +2552,7 @@
           <w:sz w:val="24"/>
           <w:szCs w:val="24"/>
         </w:rPr>
-        <w:t xml:space="preserve">It allows users to increase or decrease the view of the document on the screen.</w:t>
+        <w:t>It allows users to increase or decrease the view of the document on the screen.</w:t>
       </w:r>
     </w:p>
     <w:p>
@@ -2533,12 +2576,12 @@
           <w:sz w:val="24"/>
           <w:szCs w:val="24"/>
         </w:rPr>
-        <w:t xml:space="preserve">_______________________________</w:t>
-      </w:r>
-    </w:p>
-    <w:p>
-      <w:pPr>
-        <w:spacing w:after="40" w:before="160"/>
+        <w:t>_______________________________</w:t>
+      </w:r>
+    </w:p>
+    <w:p>
+      <w:pPr>
+        <w:spacing w:before="160" w:after="40"/>
       </w:pPr>
       <w:r>
         <w:rPr>
@@ -2554,7 +2597,7 @@
           <w:sz w:val="24"/>
           <w:szCs w:val="24"/>
         </w:rPr>
-        <w:t xml:space="preserve">It is the blinking vertical line that indicates where the next character will appear.</w:t>
+        <w:t>It is the blinking vertical line that indicates where the next character will appear.</w:t>
       </w:r>
     </w:p>
     <w:p>
@@ -2578,15 +2621,15 @@
           <w:sz w:val="24"/>
           <w:szCs w:val="24"/>
         </w:rPr>
-        <w:t xml:space="preserve">_______________________________</w:t>
+        <w:t>_______________________________</w:t>
       </w:r>
     </w:p>
     <w:p>
       <w:pPr>
         <w:pBdr>
-          <w:bottom w:val="single" w:color="000000" w:sz="6" w:space="2"/>
+          <w:bottom w:val="single" w:sz="6" w:space="2" w:color="000000"/>
         </w:pBdr>
-        <w:spacing w:after="100" w:before="400"/>
+        <w:spacing w:before="400" w:after="100"/>
       </w:pPr>
       <w:r>
         <w:rPr>
@@ -2595,7 +2638,7 @@
           <w:sz w:val="26"/>
           <w:szCs w:val="26"/>
         </w:rPr>
-        <w:t xml:space="preserve">PART III — TRUE OR FALSE (10 Points)</w:t>
+        <w:t>PART III — TRUE OR FALSE (10 Points)</w:t>
       </w:r>
     </w:p>
     <w:p>
@@ -2620,12 +2663,12 @@
           <w:sz w:val="22"/>
           <w:szCs w:val="22"/>
         </w:rPr>
-        <w:t xml:space="preserve">Write TRUE if the statement is correct and FALSE if it is incorrect.</w:t>
-      </w:r>
-    </w:p>
-    <w:p>
-      <w:pPr>
-        <w:spacing w:after="60" w:before="120"/>
+        <w:t>Write TRUE if the statement is correct and FALSE if it is incorrect.</w:t>
+      </w:r>
+    </w:p>
+    <w:p>
+      <w:pPr>
+        <w:spacing w:before="120" w:after="60"/>
       </w:pPr>
       <w:r>
         <w:rPr>
@@ -2648,12 +2691,12 @@
           <w:sz w:val="24"/>
           <w:szCs w:val="24"/>
         </w:rPr>
-        <w:t xml:space="preserve">Word processing can be used to create a resume.</w:t>
-      </w:r>
-    </w:p>
-    <w:p>
-      <w:pPr>
-        <w:spacing w:after="60" w:before="120"/>
+        <w:t>Word processing can be used to create a resume.</w:t>
+      </w:r>
+    </w:p>
+    <w:p>
+      <w:pPr>
+        <w:spacing w:before="120" w:after="60"/>
       </w:pPr>
       <w:r>
         <w:rPr>
@@ -2676,18 +2719,19 @@
           <w:sz w:val="24"/>
           <w:szCs w:val="24"/>
         </w:rPr>
-        <w:t xml:space="preserve">Microsoft Excel is primarily a word processing application.</w:t>
-      </w:r>
-    </w:p>
-    <w:p>
-      <w:pPr>
-        <w:spacing w:after="60" w:before="120"/>
-      </w:pPr>
-      <w:r>
-        <w:rPr>
-          <w:sz w:val="24"/>
-          <w:szCs w:val="24"/>
-        </w:rPr>
+        <w:t>Microsoft Excel is primarily a word processing application.</w:t>
+      </w:r>
+    </w:p>
+    <w:p>
+      <w:pPr>
+        <w:spacing w:before="120" w:after="60"/>
+      </w:pPr>
+      <w:r>
+        <w:rPr>
+          <w:sz w:val="24"/>
+          <w:szCs w:val="24"/>
+        </w:rPr>
+        <w:lastRenderedPageBreak/>
         <w:t xml:space="preserve">_______ </w:t>
       </w:r>
       <w:r>
@@ -2704,12 +2748,12 @@
           <w:sz w:val="24"/>
           <w:szCs w:val="24"/>
         </w:rPr>
-        <w:t xml:space="preserve">Formatting changes the appearance of text or a document.</w:t>
-      </w:r>
-    </w:p>
-    <w:p>
-      <w:pPr>
-        <w:spacing w:after="60" w:before="120"/>
+        <w:t>Formatting changes the appearance of text or a document.</w:t>
+      </w:r>
+    </w:p>
+    <w:p>
+      <w:pPr>
+        <w:spacing w:before="120" w:after="60"/>
       </w:pPr>
       <w:r>
         <w:rPr>
@@ -2732,12 +2776,12 @@
           <w:sz w:val="24"/>
           <w:szCs w:val="24"/>
         </w:rPr>
-        <w:t xml:space="preserve">A word processor makes it difficult to correct typing mistakes.</w:t>
-      </w:r>
-    </w:p>
-    <w:p>
-      <w:pPr>
-        <w:spacing w:after="60" w:before="120"/>
+        <w:t>A word processor makes it difficult to correct typing mistakes.</w:t>
+      </w:r>
+    </w:p>
+    <w:p>
+      <w:pPr>
+        <w:spacing w:before="120" w:after="60"/>
       </w:pPr>
       <w:r>
         <w:rPr>
@@ -2760,12 +2804,12 @@
           <w:sz w:val="24"/>
           <w:szCs w:val="24"/>
         </w:rPr>
-        <w:t xml:space="preserve">Microsoft Word can be used to create school reports.</w:t>
-      </w:r>
-    </w:p>
-    <w:p>
-      <w:pPr>
-        <w:spacing w:after="60" w:before="120"/>
+        <w:t>Microsoft Word can be used to create school reports.</w:t>
+      </w:r>
+    </w:p>
+    <w:p>
+      <w:pPr>
+        <w:spacing w:before="120" w:after="60"/>
       </w:pPr>
       <w:r>
         <w:rPr>
@@ -2788,12 +2832,12 @@
           <w:sz w:val="24"/>
           <w:szCs w:val="24"/>
         </w:rPr>
-        <w:t xml:space="preserve">The Ribbon contains tools and commands used in Microsoft Word.</w:t>
-      </w:r>
-    </w:p>
-    <w:p>
-      <w:pPr>
-        <w:spacing w:after="60" w:before="120"/>
+        <w:t>The Ribbon contains tools and commands used in Microsoft Word.</w:t>
+      </w:r>
+    </w:p>
+    <w:p>
+      <w:pPr>
+        <w:spacing w:before="120" w:after="60"/>
       </w:pPr>
       <w:r>
         <w:rPr>
@@ -2816,12 +2860,12 @@
           <w:sz w:val="24"/>
           <w:szCs w:val="24"/>
         </w:rPr>
-        <w:t xml:space="preserve">The Status Bar is where users type the main content of their document.</w:t>
-      </w:r>
-    </w:p>
-    <w:p>
-      <w:pPr>
-        <w:spacing w:after="60" w:before="120"/>
+        <w:t>The Status Bar is where users type the main content of their document.</w:t>
+      </w:r>
+    </w:p>
+    <w:p>
+      <w:pPr>
+        <w:spacing w:before="120" w:after="60"/>
       </w:pPr>
       <w:r>
         <w:rPr>
@@ -2844,12 +2888,12 @@
           <w:sz w:val="24"/>
           <w:szCs w:val="24"/>
         </w:rPr>
-        <w:t xml:space="preserve">The Insert tab can be used to insert pictures into a document.</w:t>
-      </w:r>
-    </w:p>
-    <w:p>
-      <w:pPr>
-        <w:spacing w:after="60" w:before="120"/>
+        <w:t>The Insert tab can be used to insert pictures into a document.</w:t>
+      </w:r>
+    </w:p>
+    <w:p>
+      <w:pPr>
+        <w:spacing w:before="120" w:after="60"/>
       </w:pPr>
       <w:r>
         <w:rPr>
@@ -2872,12 +2916,12 @@
           <w:sz w:val="24"/>
           <w:szCs w:val="24"/>
         </w:rPr>
-        <w:t xml:space="preserve">The Zoom Control changes the actual font size of the document.</w:t>
-      </w:r>
-    </w:p>
-    <w:p>
-      <w:pPr>
-        <w:spacing w:after="60" w:before="120"/>
+        <w:t>The Zoom Control changes the actual font size of the document.</w:t>
+      </w:r>
+    </w:p>
+    <w:p>
+      <w:pPr>
+        <w:spacing w:before="120" w:after="60"/>
       </w:pPr>
       <w:r>
         <w:rPr>
@@ -2900,15 +2944,15 @@
           <w:sz w:val="24"/>
           <w:szCs w:val="24"/>
         </w:rPr>
-        <w:t xml:space="preserve">The File tab can be used to save and print documents.</w:t>
+        <w:t>The File tab can be used to save and print documents.</w:t>
       </w:r>
     </w:p>
     <w:p>
       <w:pPr>
         <w:pBdr>
-          <w:bottom w:val="single" w:color="000000" w:sz="6" w:space="2"/>
+          <w:bottom w:val="single" w:sz="6" w:space="2" w:color="000000"/>
         </w:pBdr>
-        <w:spacing w:after="100" w:before="400"/>
+        <w:spacing w:before="400" w:after="100"/>
       </w:pPr>
       <w:r>
         <w:rPr>
@@ -2917,7 +2961,7 @@
           <w:sz w:val="26"/>
           <w:szCs w:val="26"/>
         </w:rPr>
-        <w:t xml:space="preserve">PART IV — PRACTICAL EXAMINATION (15 Points)</w:t>
+        <w:t xml:space="preserve">PART IV — PRACTICAL EXAMINATION </w:t>
       </w:r>
     </w:p>
     <w:p>
@@ -2929,7 +2973,7 @@
           <w:sz w:val="24"/>
           <w:szCs w:val="24"/>
         </w:rPr>
-        <w:t xml:space="preserve">Task: Create a Formal School Announcement using Microsoft Word.</w:t>
+        <w:t>Task: Create a Formal School Announcement using Microsoft Word.</w:t>
       </w:r>
     </w:p>
     <w:p>
@@ -2950,109 +2994,33 @@
           <w:sz w:val="24"/>
           <w:szCs w:val="24"/>
         </w:rPr>
-        <w:t xml:space="preserve">LastName_FirstName_PrelimExam.docx</w:t>
-      </w:r>
-      <w:r>
-        <w:rPr>
-          <w:sz w:val="24"/>
-          <w:szCs w:val="24"/>
-        </w:rPr>
-        <w:t xml:space="preserve">.</w:t>
+        <w:t>LastName_FirstName_PrelimExam.docx</w:t>
+      </w:r>
+      <w:r>
+        <w:rPr>
+          <w:sz w:val="24"/>
+          <w:szCs w:val="24"/>
+        </w:rPr>
+        <w:t>.</w:t>
       </w:r>
     </w:p>
     <w:sectPr>
-      <w:pgSz w:w="12240" w:h="15840" w:orient="portrait"/>
+      <w:pgSz w:w="12240" w:h="15840"/>
       <w:pgMar w:top="1080" w:right="1350" w:bottom="1080" w:left="1350" w:header="708" w:footer="708" w:gutter="0"/>
-      <w:pgNumType/>
+      <w:cols w:space="720"/>
       <w:docGrid w:linePitch="360"/>
     </w:sectPr>
   </w:body>
 </w:document>
 </file>
 
-<file path=word/comments.xml><?xml version="1.0" encoding="utf-8"?>
-<w:comments xmlns:cx="http://schemas.microsoft.com/office/drawing/2014/chartex" xmlns:cx1="http://schemas.microsoft.com/office/drawing/2015/9/8/chartex" xmlns:cx2="http://schemas.microsoft.com/office/drawing/2015/10/21/chartex" xmlns:cx3="http://schemas.microsoft.com/office/drawing/2016/5/9/chartex" xmlns:cx4="http://schemas.microsoft.com/office/drawing/2016/5/10/chartex" xmlns:cx5="http://schemas.microsoft.com/office/drawing/2016/5/11/chartex" xmlns:cx6="http://schemas.microsoft.com/office/drawing/2016/5/12/chartex" xmlns:cx7="http://schemas.microsoft.com/office/drawing/2016/5/13/chartex" xmlns:cx8="http://schemas.microsoft.com/office/drawing/2016/5/14/chartex" xmlns:mc="http://schemas.openxmlformats.org/markup-compatibility/2006" xmlns:aink="http://schemas.microsoft.com/office/drawing/2016/ink" xmlns:am3d="http://schemas.microsoft.com/office/drawing/2017/model3d" xmlns:o="urn:schemas-microsoft-com:office:office" xmlns:r="http://schemas.openxmlformats.org/officeDocument/2006/relationships" xmlns:m="http://schemas.openxmlformats.org/officeDocument/2006/math" xmlns:v="urn:schemas-microsoft-com:vml" xmlns:wp14="http://schemas.microsoft.com/office/word/2010/wordprocessingDrawing" xmlns:wp="http://schemas.openxmlformats.org/drawingml/2006/wordprocessingDrawing" xmlns:w10="urn:schemas-microsoft-com:office:word" xmlns:w="http://schemas.openxmlformats.org/wordprocessingml/2006/main" xmlns:w14="http://schemas.microsoft.com/office/word/2010/wordml" xmlns:w15="http://schemas.microsoft.com/office/word/2012/wordml" xmlns:w16cex="http://schemas.microsoft.com/office/word/2018/wordml/cex" xmlns:w16cid="http://schemas.microsoft.com/office/word/2016/wordml/cid" xmlns:w16="http://schemas.microsoft.com/office/word/2018/wordml" xmlns:w16sdtdh="http://schemas.microsoft.com/office/word/2020/wordml/sdtdatahash" xmlns:w16se="http://schemas.microsoft.com/office/word/2015/wordml/symex" xmlns:wpg="http://schemas.microsoft.com/office/word/2010/wordprocessingGroup" xmlns:wpi="http://schemas.microsoft.com/office/word/2010/wordprocessingInk" xmlns:wne="http://schemas.microsoft.com/office/word/2006/wordml" xmlns:wps="http://schemas.microsoft.com/office/word/2010/wordprocessingShape"/>
-</file>
-
-<file path=word/endnotes.xml><?xml version="1.0" encoding="utf-8"?>
-<w:endnotes xmlns:wpc="http://schemas.microsoft.com/office/word/2010/wordprocessingCanvas" xmlns:mc="http://schemas.openxmlformats.org/markup-compatibility/2006" xmlns:o="urn:schemas-microsoft-com:office:office" xmlns:r="http://schemas.openxmlformats.org/officeDocument/2006/relationships" xmlns:m="http://schemas.openxmlformats.org/officeDocument/2006/math" xmlns:v="urn:schemas-microsoft-com:vml" xmlns:wp14="http://schemas.microsoft.com/office/word/2010/wordprocessingDrawing" xmlns:wp="http://schemas.openxmlformats.org/drawingml/2006/wordprocessingDrawing" xmlns:w10="urn:schemas-microsoft-com:office:word" xmlns:w="http://schemas.openxmlformats.org/wordprocessingml/2006/main" xmlns:w14="http://schemas.microsoft.com/office/word/2010/wordml" xmlns:w15="http://schemas.microsoft.com/office/word/2012/wordml" xmlns:wpg="http://schemas.microsoft.com/office/word/2010/wordprocessingGroup" xmlns:wpi="http://schemas.microsoft.com/office/word/2010/wordprocessingInk" xmlns:wne="http://schemas.microsoft.com/office/word/2006/wordml" xmlns:wps="http://schemas.microsoft.com/office/word/2010/wordprocessingShape" mc:Ignorable="w14 w15 wp14">
-  <w:endnote w:type="separator" w:id="-1">
-    <w:p>
-      <w:pPr>
-        <w:spacing w:after="0" w:line="240" w:lineRule="auto"/>
-      </w:pPr>
-      <w:r>
-        <w:rPr>
-          <w:rStyle w:val="EndnoteReference"/>
-        </w:rPr>
-        <w:endnoteRef/>
-      </w:r>
-      <w:r>
-        <w:separator/>
-      </w:r>
-    </w:p>
-  </w:endnote>
-  <w:endnote w:type="continuationSeparator" w:id="0">
-    <w:p>
-      <w:pPr>
-        <w:spacing w:after="0" w:line="240" w:lineRule="auto"/>
-      </w:pPr>
-      <w:r>
-        <w:rPr>
-          <w:rStyle w:val="EndnoteReference"/>
-        </w:rPr>
-        <w:endnoteRef/>
-      </w:r>
-      <w:r>
-        <w:continuationSeparator/>
-      </w:r>
-    </w:p>
-  </w:endnote>
-</w:endnotes>
-</file>
-
-<file path=word/footnotes.xml><?xml version="1.0" encoding="utf-8"?>
-<w:footnotes xmlns:wpc="http://schemas.microsoft.com/office/word/2010/wordprocessingCanvas" xmlns:mc="http://schemas.openxmlformats.org/markup-compatibility/2006" xmlns:o="urn:schemas-microsoft-com:office:office" xmlns:r="http://schemas.openxmlformats.org/officeDocument/2006/relationships" xmlns:m="http://schemas.openxmlformats.org/officeDocument/2006/math" xmlns:v="urn:schemas-microsoft-com:vml" xmlns:wp14="http://schemas.microsoft.com/office/word/2010/wordprocessingDrawing" xmlns:wp="http://schemas.openxmlformats.org/drawingml/2006/wordprocessingDrawing" xmlns:w10="urn:schemas-microsoft-com:office:word" xmlns:w="http://schemas.openxmlformats.org/wordprocessingml/2006/main" xmlns:w14="http://schemas.microsoft.com/office/word/2010/wordml" xmlns:w15="http://schemas.microsoft.com/office/word/2012/wordml" xmlns:wpg="http://schemas.microsoft.com/office/word/2010/wordprocessingGroup" xmlns:wpi="http://schemas.microsoft.com/office/word/2010/wordprocessingInk" xmlns:wne="http://schemas.microsoft.com/office/word/2006/wordml" xmlns:wps="http://schemas.microsoft.com/office/word/2010/wordprocessingShape" mc:Ignorable="w14 w15 wp14">
-  <w:footnote w:type="separator" w:id="-1">
-    <w:p>
-      <w:pPr>
-        <w:spacing w:after="0" w:line="240" w:lineRule="auto"/>
-      </w:pPr>
-      <w:r>
-        <w:rPr>
-          <w:rStyle w:val="FootnoteReference"/>
-        </w:rPr>
-        <w:footnoteRef/>
-      </w:r>
-      <w:r>
-        <w:separator/>
-      </w:r>
-    </w:p>
-  </w:footnote>
-  <w:footnote w:type="continuationSeparator" w:id="0">
-    <w:p>
-      <w:pPr>
-        <w:spacing w:after="0" w:line="240" w:lineRule="auto"/>
-      </w:pPr>
-      <w:r>
-        <w:rPr>
-          <w:rStyle w:val="FootnoteReference"/>
-        </w:rPr>
-        <w:footnoteRef/>
-      </w:r>
-      <w:r>
-        <w:continuationSeparator/>
-      </w:r>
-    </w:p>
-  </w:footnote>
-</w:footnotes>
-</file>
-
 <file path=word/numbering.xml><?xml version="1.0" encoding="utf-8"?>
-<w:numbering xmlns:wpc="http://schemas.microsoft.com/office/word/2010/wordprocessingCanvas" xmlns:mc="http://schemas.openxmlformats.org/markup-compatibility/2006" xmlns:o="urn:schemas-microsoft-com:office:office" xmlns:r="http://schemas.openxmlformats.org/officeDocument/2006/relationships" xmlns:m="http://schemas.openxmlformats.org/officeDocument/2006/math" xmlns:v="urn:schemas-microsoft-com:vml" xmlns:wp14="http://schemas.microsoft.com/office/word/2010/wordprocessingDrawing" xmlns:wp="http://schemas.openxmlformats.org/drawingml/2006/wordprocessingDrawing" xmlns:w10="urn:schemas-microsoft-com:office:word" xmlns:w="http://schemas.openxmlformats.org/wordprocessingml/2006/main" xmlns:w14="http://schemas.microsoft.com/office/word/2010/wordml" xmlns:w15="http://schemas.microsoft.com/office/word/2012/wordml" xmlns:wpg="http://schemas.microsoft.com/office/word/2010/wordprocessingGroup" xmlns:wpi="http://schemas.microsoft.com/office/word/2010/wordprocessingInk" xmlns:wne="http://schemas.microsoft.com/office/word/2006/wordml" xmlns:wps="http://schemas.microsoft.com/office/word/2010/wordprocessingShape" mc:Ignorable="w14 w15 wp14">
-  <w:abstractNum w:abstractNumId="1" w15:restartNumberingAfterBreak="0">
+<w:numbering xmlns:wpc="http://schemas.microsoft.com/office/word/2010/wordprocessingCanvas" xmlns:cx="http://schemas.microsoft.com/office/drawing/2014/chartex" xmlns:cx1="http://schemas.microsoft.com/office/drawing/2015/9/8/chartex" xmlns:cx2="http://schemas.microsoft.com/office/drawing/2015/10/21/chartex" xmlns:cx3="http://schemas.microsoft.com/office/drawing/2016/5/9/chartex" xmlns:cx4="http://schemas.microsoft.com/office/drawing/2016/5/10/chartex" xmlns:cx5="http://schemas.microsoft.com/office/drawing/2016/5/11/chartex" xmlns:cx6="http://schemas.microsoft.com/office/drawing/2016/5/12/chartex" xmlns:cx7="http://schemas.microsoft.com/office/drawing/2016/5/13/chartex" xmlns:cx8="http://schemas.microsoft.com/office/drawing/2016/5/14/chartex" xmlns:mc="http://schemas.openxmlformats.org/markup-compatibility/2006" xmlns:aink="http://schemas.microsoft.com/office/drawing/2016/ink" xmlns:am3d="http://schemas.microsoft.com/office/drawing/2017/model3d" xmlns:o="urn:schemas-microsoft-com:office:office" xmlns:oel="http://schemas.microsoft.com/office/2019/extlst" xmlns:r="http://schemas.openxmlformats.org/officeDocument/2006/relationships" xmlns:m="http://schemas.openxmlformats.org/officeDocument/2006/math" xmlns:v="urn:schemas-microsoft-com:vml" xmlns:wp14="http://schemas.microsoft.com/office/word/2010/wordprocessingDrawing" xmlns:wp="http://schemas.openxmlformats.org/drawingml/2006/wordprocessingDrawing" xmlns:w10="urn:schemas-microsoft-com:office:word" xmlns:w="http://schemas.openxmlformats.org/wordprocessingml/2006/main" xmlns:w14="http://schemas.microsoft.com/office/word/2010/wordml" xmlns:w15="http://schemas.microsoft.com/office/word/2012/wordml" xmlns:w16cex="http://schemas.microsoft.com/office/word/2018/wordml/cex" xmlns:w16cid="http://schemas.microsoft.com/office/word/2016/wordml/cid" xmlns:w16="http://schemas.microsoft.com/office/word/2018/wordml" xmlns:w16sdtdh="http://schemas.microsoft.com/office/word/2020/wordml/sdtdatahash" xmlns:w16se="http://schemas.microsoft.com/office/word/2015/wordml/symex" xmlns:wpg="http://schemas.microsoft.com/office/word/2010/wordprocessingGroup" xmlns:wpi="http://schemas.microsoft.com/office/word/2010/wordprocessingInk" xmlns:wne="http://schemas.microsoft.com/office/word/2006/wordml" xmlns:wps="http://schemas.microsoft.com/office/word/2010/wordprocessingShape" mc:Ignorable="w14 w15 w16se w16cid w16 w16cex w16sdtdh wp14">
+  <w:abstractNum w:abstractNumId="0" w15:restartNumberingAfterBreak="0">
+    <w:nsid w:val="13B23683"/>
     <w:multiLevelType w:val="hybridMultilevel"/>
-    <w:lvl w:ilvl="0" w15:tentative="1">
+    <w:tmpl w:val="EB164608"/>
+    <w:lvl w:ilvl="0" w:tplc="2698020A">
       <w:start w:val="1"/>
       <w:numFmt w:val="bullet"/>
       <w:lvlText w:val="●"/>
@@ -3061,7 +3029,7 @@
         <w:ind w:left="720" w:hanging="360"/>
       </w:pPr>
     </w:lvl>
-    <w:lvl w:ilvl="1" w15:tentative="1">
+    <w:lvl w:ilvl="1" w:tplc="B6206EFC">
       <w:start w:val="1"/>
       <w:numFmt w:val="bullet"/>
       <w:lvlText w:val="○"/>
@@ -3070,7 +3038,7 @@
         <w:ind w:left="1440" w:hanging="360"/>
       </w:pPr>
     </w:lvl>
-    <w:lvl w:ilvl="2" w15:tentative="1">
+    <w:lvl w:ilvl="2" w:tplc="1E9A7D0E">
       <w:start w:val="1"/>
       <w:numFmt w:val="bullet"/>
       <w:lvlText w:val="■"/>
@@ -3079,7 +3047,7 @@
         <w:ind w:left="2160" w:hanging="360"/>
       </w:pPr>
     </w:lvl>
-    <w:lvl w:ilvl="3" w15:tentative="1">
+    <w:lvl w:ilvl="3" w:tplc="19E4C4E0">
       <w:start w:val="1"/>
       <w:numFmt w:val="bullet"/>
       <w:lvlText w:val="●"/>
@@ -3088,7 +3056,7 @@
         <w:ind w:left="2880" w:hanging="360"/>
       </w:pPr>
     </w:lvl>
-    <w:lvl w:ilvl="4" w15:tentative="1">
+    <w:lvl w:ilvl="4" w:tplc="41A234F4">
       <w:start w:val="1"/>
       <w:numFmt w:val="bullet"/>
       <w:lvlText w:val="○"/>
@@ -3097,7 +3065,7 @@
         <w:ind w:left="3600" w:hanging="360"/>
       </w:pPr>
     </w:lvl>
-    <w:lvl w:ilvl="5" w15:tentative="1">
+    <w:lvl w:ilvl="5" w:tplc="DFDCADEA">
       <w:start w:val="1"/>
       <w:numFmt w:val="bullet"/>
       <w:lvlText w:val="■"/>
@@ -3106,7 +3074,7 @@
         <w:ind w:left="4320" w:hanging="360"/>
       </w:pPr>
     </w:lvl>
-    <w:lvl w:ilvl="6" w15:tentative="1">
+    <w:lvl w:ilvl="6" w:tplc="9DA0881E">
       <w:start w:val="1"/>
       <w:numFmt w:val="bullet"/>
       <w:lvlText w:val="●"/>
@@ -3115,7 +3083,7 @@
         <w:ind w:left="5040" w:hanging="360"/>
       </w:pPr>
     </w:lvl>
-    <w:lvl w:ilvl="7" w15:tentative="1">
+    <w:lvl w:ilvl="7" w:tplc="8FDEBE88">
       <w:start w:val="1"/>
       <w:numFmt w:val="bullet"/>
       <w:lvlText w:val="●"/>
@@ -3124,7 +3092,7 @@
         <w:ind w:left="5760" w:hanging="360"/>
       </w:pPr>
     </w:lvl>
-    <w:lvl w:ilvl="8" w15:tentative="1">
+    <w:lvl w:ilvl="8" w:tplc="22B8589E">
       <w:start w:val="1"/>
       <w:numFmt w:val="bullet"/>
       <w:lvlText w:val="●"/>
@@ -3134,8 +3102,8 @@
       </w:pPr>
     </w:lvl>
   </w:abstractNum>
-  <w:num w:numId="1">
-    <w:abstractNumId w:val="1"/>
+  <w:num w:numId="1" w16cid:durableId="12732721">
+    <w:abstractNumId w:val="0"/>
     <w:lvlOverride w:ilvl="0">
       <w:startOverride w:val="1"/>
     </w:lvlOverride>
@@ -3144,26 +3112,405 @@
 </file>
 
 <file path=word/styles.xml><?xml version="1.0" encoding="utf-8"?>
-<w:styles xmlns:mc="http://schemas.openxmlformats.org/markup-compatibility/2006" xmlns:r="http://schemas.openxmlformats.org/officeDocument/2006/relationships" xmlns:w="http://schemas.openxmlformats.org/wordprocessingml/2006/main" xmlns:w14="http://schemas.microsoft.com/office/word/2010/wordml" xmlns:w15="http://schemas.microsoft.com/office/word/2012/wordml" mc:Ignorable="w14 w15">
+<w:styles xmlns:mc="http://schemas.openxmlformats.org/markup-compatibility/2006" xmlns:r="http://schemas.openxmlformats.org/officeDocument/2006/relationships" xmlns:w="http://schemas.openxmlformats.org/wordprocessingml/2006/main" xmlns:w14="http://schemas.microsoft.com/office/word/2010/wordml" xmlns:w15="http://schemas.microsoft.com/office/word/2012/wordml" xmlns:w16cex="http://schemas.microsoft.com/office/word/2018/wordml/cex" xmlns:w16cid="http://schemas.microsoft.com/office/word/2016/wordml/cid" xmlns:w16="http://schemas.microsoft.com/office/word/2018/wordml" xmlns:w16sdtdh="http://schemas.microsoft.com/office/word/2020/wordml/sdtdatahash" xmlns:w16se="http://schemas.microsoft.com/office/word/2015/wordml/symex" mc:Ignorable="w14 w15 w16se w16cid w16 w16cex w16sdtdh">
   <w:docDefaults>
-    <w:rPrDefault/>
+    <w:rPrDefault>
+      <w:rPr>
+        <w:rFonts w:ascii="Times New Roman" w:eastAsia="Times New Roman" w:hAnsi="Times New Roman" w:cs="Times New Roman"/>
+        <w:lang w:val="en-US" w:eastAsia="en-US" w:bidi="ar-SA"/>
+      </w:rPr>
+    </w:rPrDefault>
     <w:pPrDefault/>
   </w:docDefaults>
-  <w:style w:type="paragraph" w:styleId="Title">
-    <w:name w:val="Title"/>
-    <w:basedOn w:val="Normal"/>
-    <w:next w:val="Normal"/>
+  <w:latentStyles w:defLockedState="0" w:defUIPriority="99" w:defSemiHidden="0" w:defUnhideWhenUsed="0" w:defQFormat="0" w:count="376">
+    <w:lsdException w:name="Normal" w:uiPriority="0" w:qFormat="1"/>
+    <w:lsdException w:name="heading 1" w:uiPriority="9" w:qFormat="1"/>
+    <w:lsdException w:name="heading 2" w:semiHidden="1" w:uiPriority="9" w:unhideWhenUsed="1" w:qFormat="1"/>
+    <w:lsdException w:name="heading 3" w:semiHidden="1" w:uiPriority="9" w:unhideWhenUsed="1" w:qFormat="1"/>
+    <w:lsdException w:name="heading 4" w:semiHidden="1" w:uiPriority="9" w:unhideWhenUsed="1" w:qFormat="1"/>
+    <w:lsdException w:name="heading 5" w:semiHidden="1" w:uiPriority="9" w:unhideWhenUsed="1" w:qFormat="1"/>
+    <w:lsdException w:name="heading 6" w:semiHidden="1" w:uiPriority="9" w:unhideWhenUsed="1" w:qFormat="1"/>
+    <w:lsdException w:name="heading 7" w:semiHidden="1" w:uiPriority="9" w:unhideWhenUsed="1" w:qFormat="1"/>
+    <w:lsdException w:name="heading 8" w:semiHidden="1" w:uiPriority="9" w:unhideWhenUsed="1" w:qFormat="1"/>
+    <w:lsdException w:name="heading 9" w:semiHidden="1" w:uiPriority="9" w:unhideWhenUsed="1" w:qFormat="1"/>
+    <w:lsdException w:name="index 1" w:semiHidden="1" w:unhideWhenUsed="1"/>
+    <w:lsdException w:name="index 2" w:semiHidden="1" w:unhideWhenUsed="1"/>
+    <w:lsdException w:name="index 3" w:semiHidden="1" w:unhideWhenUsed="1"/>
+    <w:lsdException w:name="index 4" w:semiHidden="1" w:unhideWhenUsed="1"/>
+    <w:lsdException w:name="index 5" w:semiHidden="1" w:unhideWhenUsed="1"/>
+    <w:lsdException w:name="index 6" w:semiHidden="1" w:unhideWhenUsed="1"/>
+    <w:lsdException w:name="index 7" w:semiHidden="1" w:unhideWhenUsed="1"/>
+    <w:lsdException w:name="index 8" w:semiHidden="1" w:unhideWhenUsed="1"/>
+    <w:lsdException w:name="index 9" w:semiHidden="1" w:unhideWhenUsed="1"/>
+    <w:lsdException w:name="toc 1" w:semiHidden="1" w:uiPriority="39" w:unhideWhenUsed="1"/>
+    <w:lsdException w:name="toc 2" w:semiHidden="1" w:uiPriority="39" w:unhideWhenUsed="1"/>
+    <w:lsdException w:name="toc 3" w:semiHidden="1" w:uiPriority="39" w:unhideWhenUsed="1"/>
+    <w:lsdException w:name="toc 4" w:semiHidden="1" w:uiPriority="39" w:unhideWhenUsed="1"/>
+    <w:lsdException w:name="toc 5" w:semiHidden="1" w:uiPriority="39" w:unhideWhenUsed="1"/>
+    <w:lsdException w:name="toc 6" w:semiHidden="1" w:uiPriority="39" w:unhideWhenUsed="1"/>
+    <w:lsdException w:name="toc 7" w:semiHidden="1" w:uiPriority="39" w:unhideWhenUsed="1"/>
+    <w:lsdException w:name="toc 8" w:semiHidden="1" w:uiPriority="39" w:unhideWhenUsed="1"/>
+    <w:lsdException w:name="toc 9" w:semiHidden="1" w:uiPriority="39" w:unhideWhenUsed="1"/>
+    <w:lsdException w:name="Normal Indent" w:semiHidden="1" w:unhideWhenUsed="1"/>
+    <w:lsdException w:name="footnote text" w:semiHidden="1" w:unhideWhenUsed="1"/>
+    <w:lsdException w:name="annotation text" w:semiHidden="1" w:unhideWhenUsed="1"/>
+    <w:lsdException w:name="header" w:semiHidden="1" w:unhideWhenUsed="1"/>
+    <w:lsdException w:name="footer" w:semiHidden="1" w:unhideWhenUsed="1"/>
+    <w:lsdException w:name="index heading" w:semiHidden="1" w:unhideWhenUsed="1"/>
+    <w:lsdException w:name="caption" w:semiHidden="1" w:uiPriority="35" w:unhideWhenUsed="1" w:qFormat="1"/>
+    <w:lsdException w:name="table of figures" w:semiHidden="1" w:unhideWhenUsed="1"/>
+    <w:lsdException w:name="envelope address" w:semiHidden="1" w:unhideWhenUsed="1"/>
+    <w:lsdException w:name="envelope return" w:semiHidden="1" w:unhideWhenUsed="1"/>
+    <w:lsdException w:name="footnote reference" w:semiHidden="1" w:unhideWhenUsed="1"/>
+    <w:lsdException w:name="annotation reference" w:semiHidden="1" w:unhideWhenUsed="1"/>
+    <w:lsdException w:name="line number" w:semiHidden="1" w:unhideWhenUsed="1"/>
+    <w:lsdException w:name="page number" w:semiHidden="1" w:unhideWhenUsed="1"/>
+    <w:lsdException w:name="endnote reference" w:semiHidden="1" w:unhideWhenUsed="1"/>
+    <w:lsdException w:name="endnote text" w:semiHidden="1" w:unhideWhenUsed="1"/>
+    <w:lsdException w:name="table of authorities" w:semiHidden="1" w:unhideWhenUsed="1"/>
+    <w:lsdException w:name="macro" w:semiHidden="1" w:unhideWhenUsed="1"/>
+    <w:lsdException w:name="toa heading" w:semiHidden="1" w:unhideWhenUsed="1"/>
+    <w:lsdException w:name="List" w:semiHidden="1" w:unhideWhenUsed="1"/>
+    <w:lsdException w:name="List Bullet" w:semiHidden="1" w:unhideWhenUsed="1"/>
+    <w:lsdException w:name="List Number" w:semiHidden="1" w:unhideWhenUsed="1"/>
+    <w:lsdException w:name="List 2" w:semiHidden="1" w:unhideWhenUsed="1"/>
+    <w:lsdException w:name="List 3" w:semiHidden="1" w:unhideWhenUsed="1"/>
+    <w:lsdException w:name="List 4" w:semiHidden="1" w:unhideWhenUsed="1"/>
+    <w:lsdException w:name="List 5" w:semiHidden="1" w:unhideWhenUsed="1"/>
+    <w:lsdException w:name="List Bullet 2" w:semiHidden="1" w:unhideWhenUsed="1"/>
+    <w:lsdException w:name="List Bullet 3" w:semiHidden="1" w:unhideWhenUsed="1"/>
+    <w:lsdException w:name="List Bullet 4" w:semiHidden="1" w:unhideWhenUsed="1"/>
+    <w:lsdException w:name="List Bullet 5" w:semiHidden="1" w:unhideWhenUsed="1"/>
+    <w:lsdException w:name="List Number 2" w:semiHidden="1" w:unhideWhenUsed="1"/>
+    <w:lsdException w:name="List Number 3" w:semiHidden="1" w:unhideWhenUsed="1"/>
+    <w:lsdException w:name="List Number 4" w:semiHidden="1" w:unhideWhenUsed="1"/>
+    <w:lsdException w:name="List Number 5" w:semiHidden="1" w:unhideWhenUsed="1"/>
+    <w:lsdException w:name="Title" w:uiPriority="10" w:qFormat="1"/>
+    <w:lsdException w:name="Closing" w:semiHidden="1" w:unhideWhenUsed="1"/>
+    <w:lsdException w:name="Signature" w:semiHidden="1" w:unhideWhenUsed="1"/>
+    <w:lsdException w:name="Default Paragraph Font" w:semiHidden="1" w:uiPriority="1" w:unhideWhenUsed="1"/>
+    <w:lsdException w:name="Body Text" w:semiHidden="1" w:unhideWhenUsed="1"/>
+    <w:lsdException w:name="Body Text Indent" w:semiHidden="1" w:unhideWhenUsed="1"/>
+    <w:lsdException w:name="List Continue" w:semiHidden="1" w:unhideWhenUsed="1"/>
+    <w:lsdException w:name="List Continue 2" w:semiHidden="1" w:unhideWhenUsed="1"/>
+    <w:lsdException w:name="List Continue 3" w:semiHidden="1" w:unhideWhenUsed="1"/>
+    <w:lsdException w:name="List Continue 4" w:semiHidden="1" w:unhideWhenUsed="1"/>
+    <w:lsdException w:name="List Continue 5" w:semiHidden="1" w:unhideWhenUsed="1"/>
+    <w:lsdException w:name="Message Header" w:semiHidden="1" w:unhideWhenUsed="1"/>
+    <w:lsdException w:name="Subtitle" w:uiPriority="11" w:qFormat="1"/>
+    <w:lsdException w:name="Salutation" w:semiHidden="1" w:unhideWhenUsed="1"/>
+    <w:lsdException w:name="Date" w:semiHidden="1" w:unhideWhenUsed="1"/>
+    <w:lsdException w:name="Body Text First Indent" w:semiHidden="1" w:unhideWhenUsed="1"/>
+    <w:lsdException w:name="Body Text First Indent 2" w:semiHidden="1" w:unhideWhenUsed="1"/>
+    <w:lsdException w:name="Note Heading" w:semiHidden="1" w:unhideWhenUsed="1"/>
+    <w:lsdException w:name="Body Text 2" w:semiHidden="1" w:unhideWhenUsed="1"/>
+    <w:lsdException w:name="Body Text 3" w:semiHidden="1" w:unhideWhenUsed="1"/>
+    <w:lsdException w:name="Body Text Indent 2" w:semiHidden="1" w:unhideWhenUsed="1"/>
+    <w:lsdException w:name="Body Text Indent 3" w:semiHidden="1" w:unhideWhenUsed="1"/>
+    <w:lsdException w:name="Block Text" w:semiHidden="1" w:unhideWhenUsed="1"/>
+    <w:lsdException w:name="Hyperlink" w:semiHidden="1" w:unhideWhenUsed="1"/>
+    <w:lsdException w:name="FollowedHyperlink" w:semiHidden="1" w:unhideWhenUsed="1"/>
+    <w:lsdException w:name="Strong" w:uiPriority="22" w:qFormat="1"/>
+    <w:lsdException w:name="Emphasis" w:uiPriority="20" w:qFormat="1"/>
+    <w:lsdException w:name="Document Map" w:semiHidden="1" w:unhideWhenUsed="1"/>
+    <w:lsdException w:name="Plain Text" w:semiHidden="1" w:unhideWhenUsed="1"/>
+    <w:lsdException w:name="E-mail Signature" w:semiHidden="1" w:unhideWhenUsed="1"/>
+    <w:lsdException w:name="HTML Top of Form" w:semiHidden="1" w:unhideWhenUsed="1"/>
+    <w:lsdException w:name="HTML Bottom of Form" w:semiHidden="1" w:unhideWhenUsed="1"/>
+    <w:lsdException w:name="Normal (Web)" w:semiHidden="1" w:unhideWhenUsed="1"/>
+    <w:lsdException w:name="HTML Acronym" w:semiHidden="1" w:unhideWhenUsed="1"/>
+    <w:lsdException w:name="HTML Address" w:semiHidden="1" w:unhideWhenUsed="1"/>
+    <w:lsdException w:name="HTML Cite" w:semiHidden="1" w:unhideWhenUsed="1"/>
+    <w:lsdException w:name="HTML Code" w:semiHidden="1" w:unhideWhenUsed="1"/>
+    <w:lsdException w:name="HTML Definition" w:semiHidden="1" w:unhideWhenUsed="1"/>
+    <w:lsdException w:name="HTML Keyboard" w:semiHidden="1" w:unhideWhenUsed="1"/>
+    <w:lsdException w:name="HTML Preformatted" w:semiHidden="1" w:unhideWhenUsed="1"/>
+    <w:lsdException w:name="HTML Sample" w:semiHidden="1" w:unhideWhenUsed="1"/>
+    <w:lsdException w:name="HTML Typewriter" w:semiHidden="1" w:unhideWhenUsed="1"/>
+    <w:lsdException w:name="HTML Variable" w:semiHidden="1" w:unhideWhenUsed="1"/>
+    <w:lsdException w:name="Normal Table" w:semiHidden="1" w:unhideWhenUsed="1"/>
+    <w:lsdException w:name="annotation subject" w:semiHidden="1" w:unhideWhenUsed="1"/>
+    <w:lsdException w:name="No List" w:semiHidden="1" w:unhideWhenUsed="1"/>
+    <w:lsdException w:name="Outline List 1" w:semiHidden="1" w:unhideWhenUsed="1"/>
+    <w:lsdException w:name="Outline List 2" w:semiHidden="1" w:unhideWhenUsed="1"/>
+    <w:lsdException w:name="Outline List 3" w:semiHidden="1" w:unhideWhenUsed="1"/>
+    <w:lsdException w:name="Table Simple 1" w:semiHidden="1" w:unhideWhenUsed="1"/>
+    <w:lsdException w:name="Table Simple 2" w:semiHidden="1" w:unhideWhenUsed="1"/>
+    <w:lsdException w:name="Table Simple 3" w:semiHidden="1" w:unhideWhenUsed="1"/>
+    <w:lsdException w:name="Table Classic 1" w:semiHidden="1" w:unhideWhenUsed="1"/>
+    <w:lsdException w:name="Table Classic 2" w:semiHidden="1" w:unhideWhenUsed="1"/>
+    <w:lsdException w:name="Table Classic 3" w:semiHidden="1" w:unhideWhenUsed="1"/>
+    <w:lsdException w:name="Table Classic 4" w:semiHidden="1" w:unhideWhenUsed="1"/>
+    <w:lsdException w:name="Table Colorful 1" w:semiHidden="1" w:unhideWhenUsed="1"/>
+    <w:lsdException w:name="Table Colorful 2" w:semiHidden="1" w:unhideWhenUsed="1"/>
+    <w:lsdException w:name="Table Colorful 3" w:semiHidden="1" w:unhideWhenUsed="1"/>
+    <w:lsdException w:name="Table Columns 1" w:semiHidden="1" w:unhideWhenUsed="1"/>
+    <w:lsdException w:name="Table Columns 2" w:semiHidden="1" w:unhideWhenUsed="1"/>
+    <w:lsdException w:name="Table Columns 3" w:semiHidden="1" w:unhideWhenUsed="1"/>
+    <w:lsdException w:name="Table Columns 4" w:semiHidden="1" w:unhideWhenUsed="1"/>
+    <w:lsdException w:name="Table Columns 5" w:semiHidden="1" w:unhideWhenUsed="1"/>
+    <w:lsdException w:name="Table Grid 1" w:semiHidden="1" w:unhideWhenUsed="1"/>
+    <w:lsdException w:name="Table Grid 2" w:semiHidden="1" w:unhideWhenUsed="1"/>
+    <w:lsdException w:name="Table Grid 3" w:semiHidden="1" w:unhideWhenUsed="1"/>
+    <w:lsdException w:name="Table Grid 4" w:semiHidden="1" w:unhideWhenUsed="1"/>
+    <w:lsdException w:name="Table Grid 5" w:semiHidden="1" w:unhideWhenUsed="1"/>
+    <w:lsdException w:name="Table Grid 6" w:semiHidden="1" w:unhideWhenUsed="1"/>
+    <w:lsdException w:name="Table Grid 7" w:semiHidden="1" w:unhideWhenUsed="1"/>
+    <w:lsdException w:name="Table Grid 8" w:semiHidden="1" w:unhideWhenUsed="1"/>
+    <w:lsdException w:name="Table List 1" w:semiHidden="1" w:unhideWhenUsed="1"/>
+    <w:lsdException w:name="Table List 2" w:semiHidden="1" w:unhideWhenUsed="1"/>
+    <w:lsdException w:name="Table List 3" w:semiHidden="1" w:unhideWhenUsed="1"/>
+    <w:lsdException w:name="Table List 4" w:semiHidden="1" w:unhideWhenUsed="1"/>
+    <w:lsdException w:name="Table List 5" w:semiHidden="1" w:unhideWhenUsed="1"/>
+    <w:lsdException w:name="Table List 6" w:semiHidden="1" w:unhideWhenUsed="1"/>
+    <w:lsdException w:name="Table List 7" w:semiHidden="1" w:unhideWhenUsed="1"/>
+    <w:lsdException w:name="Table List 8" w:semiHidden="1" w:unhideWhenUsed="1"/>
+    <w:lsdException w:name="Table 3D effects 1" w:semiHidden="1" w:unhideWhenUsed="1"/>
+    <w:lsdException w:name="Table 3D effects 2" w:semiHidden="1" w:unhideWhenUsed="1"/>
+    <w:lsdException w:name="Table 3D effects 3" w:semiHidden="1" w:unhideWhenUsed="1"/>
+    <w:lsdException w:name="Table Contemporary" w:semiHidden="1" w:unhideWhenUsed="1"/>
+    <w:lsdException w:name="Table Elegant" w:semiHidden="1" w:unhideWhenUsed="1"/>
+    <w:lsdException w:name="Table Professional" w:semiHidden="1" w:unhideWhenUsed="1"/>
+    <w:lsdException w:name="Table Subtle 1" w:semiHidden="1" w:unhideWhenUsed="1"/>
+    <w:lsdException w:name="Table Subtle 2" w:semiHidden="1" w:unhideWhenUsed="1"/>
+    <w:lsdException w:name="Table Web 1" w:semiHidden="1" w:unhideWhenUsed="1"/>
+    <w:lsdException w:name="Table Web 2" w:semiHidden="1" w:unhideWhenUsed="1"/>
+    <w:lsdException w:name="Table Web 3" w:semiHidden="1" w:unhideWhenUsed="1"/>
+    <w:lsdException w:name="Balloon Text" w:semiHidden="1" w:unhideWhenUsed="1"/>
+    <w:lsdException w:name="Table Grid" w:uiPriority="39"/>
+    <w:lsdException w:name="Table Theme" w:semiHidden="1" w:unhideWhenUsed="1"/>
+    <w:lsdException w:name="Placeholder Text" w:semiHidden="1"/>
+    <w:lsdException w:name="No Spacing" w:uiPriority="1" w:qFormat="1"/>
+    <w:lsdException w:name="Light Shading" w:uiPriority="60"/>
+    <w:lsdException w:name="Light List" w:uiPriority="61"/>
+    <w:lsdException w:name="Light Grid" w:uiPriority="62"/>
+    <w:lsdException w:name="Medium Shading 1" w:uiPriority="63"/>
+    <w:lsdException w:name="Medium Shading 2" w:uiPriority="64"/>
+    <w:lsdException w:name="Medium List 1" w:uiPriority="65"/>
+    <w:lsdException w:name="Medium List 2" w:uiPriority="66"/>
+    <w:lsdException w:name="Medium Grid 1" w:uiPriority="67"/>
+    <w:lsdException w:name="Medium Grid 2" w:uiPriority="68"/>
+    <w:lsdException w:name="Medium Grid 3" w:uiPriority="69"/>
+    <w:lsdException w:name="Dark List" w:uiPriority="70"/>
+    <w:lsdException w:name="Colorful Shading" w:uiPriority="71"/>
+    <w:lsdException w:name="Colorful List" w:uiPriority="72"/>
+    <w:lsdException w:name="Colorful Grid" w:uiPriority="73"/>
+    <w:lsdException w:name="Light Shading Accent 1" w:uiPriority="60"/>
+    <w:lsdException w:name="Light List Accent 1" w:uiPriority="61"/>
+    <w:lsdException w:name="Light Grid Accent 1" w:uiPriority="62"/>
+    <w:lsdException w:name="Medium Shading 1 Accent 1" w:uiPriority="63"/>
+    <w:lsdException w:name="Medium Shading 2 Accent 1" w:uiPriority="64"/>
+    <w:lsdException w:name="Medium List 1 Accent 1" w:uiPriority="65"/>
+    <w:lsdException w:name="Revision" w:semiHidden="1"/>
+    <w:lsdException w:name="List Paragraph" w:uiPriority="34" w:qFormat="1"/>
+    <w:lsdException w:name="Quote" w:uiPriority="29" w:qFormat="1"/>
+    <w:lsdException w:name="Intense Quote" w:uiPriority="30" w:qFormat="1"/>
+    <w:lsdException w:name="Medium List 2 Accent 1" w:uiPriority="66"/>
+    <w:lsdException w:name="Medium Grid 1 Accent 1" w:uiPriority="67"/>
+    <w:lsdException w:name="Medium Grid 2 Accent 1" w:uiPriority="68"/>
+    <w:lsdException w:name="Medium Grid 3 Accent 1" w:uiPriority="69"/>
+    <w:lsdException w:name="Dark List Accent 1" w:uiPriority="70"/>
+    <w:lsdException w:name="Colorful Shading Accent 1" w:uiPriority="71"/>
+    <w:lsdException w:name="Colorful List Accent 1" w:uiPriority="72"/>
+    <w:lsdException w:name="Colorful Grid Accent 1" w:uiPriority="73"/>
+    <w:lsdException w:name="Light Shading Accent 2" w:uiPriority="60"/>
+    <w:lsdException w:name="Light List Accent 2" w:uiPriority="61"/>
+    <w:lsdException w:name="Light Grid Accent 2" w:uiPriority="62"/>
+    <w:lsdException w:name="Medium Shading 1 Accent 2" w:uiPriority="63"/>
+    <w:lsdException w:name="Medium Shading 2 Accent 2" w:uiPriority="64"/>
+    <w:lsdException w:name="Medium List 1 Accent 2" w:uiPriority="65"/>
+    <w:lsdException w:name="Medium List 2 Accent 2" w:uiPriority="66"/>
+    <w:lsdException w:name="Medium Grid 1 Accent 2" w:uiPriority="67"/>
+    <w:lsdException w:name="Medium Grid 2 Accent 2" w:uiPriority="68"/>
+    <w:lsdException w:name="Medium Grid 3 Accent 2" w:uiPriority="69"/>
+    <w:lsdException w:name="Dark List Accent 2" w:uiPriority="70"/>
+    <w:lsdException w:name="Colorful Shading Accent 2" w:uiPriority="71"/>
+    <w:lsdException w:name="Colorful List Accent 2" w:uiPriority="72"/>
+    <w:lsdException w:name="Colorful Grid Accent 2" w:uiPriority="73"/>
+    <w:lsdException w:name="Light Shading Accent 3" w:uiPriority="60"/>
+    <w:lsdException w:name="Light List Accent 3" w:uiPriority="61"/>
+    <w:lsdException w:name="Light Grid Accent 3" w:uiPriority="62"/>
+    <w:lsdException w:name="Medium Shading 1 Accent 3" w:uiPriority="63"/>
+    <w:lsdException w:name="Medium Shading 2 Accent 3" w:uiPriority="64"/>
+    <w:lsdException w:name="Medium List 1 Accent 3" w:uiPriority="65"/>
+    <w:lsdException w:name="Medium List 2 Accent 3" w:uiPriority="66"/>
+    <w:lsdException w:name="Medium Grid 1 Accent 3" w:uiPriority="67"/>
+    <w:lsdException w:name="Medium Grid 2 Accent 3" w:uiPriority="68"/>
+    <w:lsdException w:name="Medium Grid 3 Accent 3" w:uiPriority="69"/>
+    <w:lsdException w:name="Dark List Accent 3" w:uiPriority="70"/>
+    <w:lsdException w:name="Colorful Shading Accent 3" w:uiPriority="71"/>
+    <w:lsdException w:name="Colorful List Accent 3" w:uiPriority="72"/>
+    <w:lsdException w:name="Colorful Grid Accent 3" w:uiPriority="73"/>
+    <w:lsdException w:name="Light Shading Accent 4" w:uiPriority="60"/>
+    <w:lsdException w:name="Light List Accent 4" w:uiPriority="61"/>
+    <w:lsdException w:name="Light Grid Accent 4" w:uiPriority="62"/>
+    <w:lsdException w:name="Medium Shading 1 Accent 4" w:uiPriority="63"/>
+    <w:lsdException w:name="Medium Shading 2 Accent 4" w:uiPriority="64"/>
+    <w:lsdException w:name="Medium List 1 Accent 4" w:uiPriority="65"/>
+    <w:lsdException w:name="Medium List 2 Accent 4" w:uiPriority="66"/>
+    <w:lsdException w:name="Medium Grid 1 Accent 4" w:uiPriority="67"/>
+    <w:lsdException w:name="Medium Grid 2 Accent 4" w:uiPriority="68"/>
+    <w:lsdException w:name="Medium Grid 3 Accent 4" w:uiPriority="69"/>
+    <w:lsdException w:name="Dark List Accent 4" w:uiPriority="70"/>
+    <w:lsdException w:name="Colorful Shading Accent 4" w:uiPriority="71"/>
+    <w:lsdException w:name="Colorful List Accent 4" w:uiPriority="72"/>
+    <w:lsdException w:name="Colorful Grid Accent 4" w:uiPriority="73"/>
+    <w:lsdException w:name="Light Shading Accent 5" w:uiPriority="60"/>
+    <w:lsdException w:name="Light List Accent 5" w:uiPriority="61"/>
+    <w:lsdException w:name="Light Grid Accent 5" w:uiPriority="62"/>
+    <w:lsdException w:name="Medium Shading 1 Accent 5" w:uiPriority="63"/>
+    <w:lsdException w:name="Medium Shading 2 Accent 5" w:uiPriority="64"/>
+    <w:lsdException w:name="Medium List 1 Accent 5" w:uiPriority="65"/>
+    <w:lsdException w:name="Medium List 2 Accent 5" w:uiPriority="66"/>
+    <w:lsdException w:name="Medium Grid 1 Accent 5" w:uiPriority="67"/>
+    <w:lsdException w:name="Medium Grid 2 Accent 5" w:uiPriority="68"/>
+    <w:lsdException w:name="Medium Grid 3 Accent 5" w:uiPriority="69"/>
+    <w:lsdException w:name="Dark List Accent 5" w:uiPriority="70"/>
+    <w:lsdException w:name="Colorful Shading Accent 5" w:uiPriority="71"/>
+    <w:lsdException w:name="Colorful List Accent 5" w:uiPriority="72"/>
+    <w:lsdException w:name="Colorful Grid Accent 5" w:uiPriority="73"/>
+    <w:lsdException w:name="Light Shading Accent 6" w:uiPriority="60"/>
+    <w:lsdException w:name="Light List Accent 6" w:uiPriority="61"/>
+    <w:lsdException w:name="Light Grid Accent 6" w:uiPriority="62"/>
+    <w:lsdException w:name="Medium Shading 1 Accent 6" w:uiPriority="63"/>
+    <w:lsdException w:name="Medium Shading 2 Accent 6" w:uiPriority="64"/>
+    <w:lsdException w:name="Medium List 1 Accent 6" w:uiPriority="65"/>
+    <w:lsdException w:name="Medium List 2 Accent 6" w:uiPriority="66"/>
+    <w:lsdException w:name="Medium Grid 1 Accent 6" w:uiPriority="67"/>
+    <w:lsdException w:name="Medium Grid 2 Accent 6" w:uiPriority="68"/>
+    <w:lsdException w:name="Medium Grid 3 Accent 6" w:uiPriority="69"/>
+    <w:lsdException w:name="Dark List Accent 6" w:uiPriority="70"/>
+    <w:lsdException w:name="Colorful Shading Accent 6" w:uiPriority="71"/>
+    <w:lsdException w:name="Colorful List Accent 6" w:uiPriority="72"/>
+    <w:lsdException w:name="Colorful Grid Accent 6" w:uiPriority="73"/>
+    <w:lsdException w:name="Subtle Emphasis" w:uiPriority="19" w:qFormat="1"/>
+    <w:lsdException w:name="Intense Emphasis" w:uiPriority="21" w:qFormat="1"/>
+    <w:lsdException w:name="Subtle Reference" w:uiPriority="31" w:qFormat="1"/>
+    <w:lsdException w:name="Intense Reference" w:uiPriority="32" w:qFormat="1"/>
+    <w:lsdException w:name="Book Title" w:uiPriority="33" w:qFormat="1"/>
+    <w:lsdException w:name="Bibliography" w:semiHidden="1" w:uiPriority="37" w:unhideWhenUsed="1"/>
+    <w:lsdException w:name="TOC Heading" w:semiHidden="1" w:uiPriority="39" w:unhideWhenUsed="1" w:qFormat="1"/>
+    <w:lsdException w:name="Plain Table 1" w:uiPriority="41"/>
+    <w:lsdException w:name="Plain Table 2" w:uiPriority="42"/>
+    <w:lsdException w:name="Plain Table 3" w:uiPriority="43"/>
+    <w:lsdException w:name="Plain Table 4" w:uiPriority="44"/>
+    <w:lsdException w:name="Plain Table 5" w:uiPriority="45"/>
+    <w:lsdException w:name="Grid Table Light" w:uiPriority="40"/>
+    <w:lsdException w:name="Grid Table 1 Light" w:uiPriority="46"/>
+    <w:lsdException w:name="Grid Table 2" w:uiPriority="47"/>
+    <w:lsdException w:name="Grid Table 3" w:uiPriority="48"/>
+    <w:lsdException w:name="Grid Table 4" w:uiPriority="49"/>
+    <w:lsdException w:name="Grid Table 5 Dark" w:uiPriority="50"/>
+    <w:lsdException w:name="Grid Table 6 Colorful" w:uiPriority="51"/>
+    <w:lsdException w:name="Grid Table 7 Colorful" w:uiPriority="52"/>
+    <w:lsdException w:name="Grid Table 1 Light Accent 1" w:uiPriority="46"/>
+    <w:lsdException w:name="Grid Table 2 Accent 1" w:uiPriority="47"/>
+    <w:lsdException w:name="Grid Table 3 Accent 1" w:uiPriority="48"/>
+    <w:lsdException w:name="Grid Table 4 Accent 1" w:uiPriority="49"/>
+    <w:lsdException w:name="Grid Table 5 Dark Accent 1" w:uiPriority="50"/>
+    <w:lsdException w:name="Grid Table 6 Colorful Accent 1" w:uiPriority="51"/>
+    <w:lsdException w:name="Grid Table 7 Colorful Accent 1" w:uiPriority="52"/>
+    <w:lsdException w:name="Grid Table 1 Light Accent 2" w:uiPriority="46"/>
+    <w:lsdException w:name="Grid Table 2 Accent 2" w:uiPriority="47"/>
+    <w:lsdException w:name="Grid Table 3 Accent 2" w:uiPriority="48"/>
+    <w:lsdException w:name="Grid Table 4 Accent 2" w:uiPriority="49"/>
+    <w:lsdException w:name="Grid Table 5 Dark Accent 2" w:uiPriority="50"/>
+    <w:lsdException w:name="Grid Table 6 Colorful Accent 2" w:uiPriority="51"/>
+    <w:lsdException w:name="Grid Table 7 Colorful Accent 2" w:uiPriority="52"/>
+    <w:lsdException w:name="Grid Table 1 Light Accent 3" w:uiPriority="46"/>
+    <w:lsdException w:name="Grid Table 2 Accent 3" w:uiPriority="47"/>
+    <w:lsdException w:name="Grid Table 3 Accent 3" w:uiPriority="48"/>
+    <w:lsdException w:name="Grid Table 4 Accent 3" w:uiPriority="49"/>
+    <w:lsdException w:name="Grid Table 5 Dark Accent 3" w:uiPriority="50"/>
+    <w:lsdException w:name="Grid Table 6 Colorful Accent 3" w:uiPriority="51"/>
+    <w:lsdException w:name="Grid Table 7 Colorful Accent 3" w:uiPriority="52"/>
+    <w:lsdException w:name="Grid Table 1 Light Accent 4" w:uiPriority="46"/>
+    <w:lsdException w:name="Grid Table 2 Accent 4" w:uiPriority="47"/>
+    <w:lsdException w:name="Grid Table 3 Accent 4" w:uiPriority="48"/>
+    <w:lsdException w:name="Grid Table 4 Accent 4" w:uiPriority="49"/>
+    <w:lsdException w:name="Grid Table 5 Dark Accent 4" w:uiPriority="50"/>
+    <w:lsdException w:name="Grid Table 6 Colorful Accent 4" w:uiPriority="51"/>
+    <w:lsdException w:name="Grid Table 7 Colorful Accent 4" w:uiPriority="52"/>
+    <w:lsdException w:name="Grid Table 1 Light Accent 5" w:uiPriority="46"/>
+    <w:lsdException w:name="Grid Table 2 Accent 5" w:uiPriority="47"/>
+    <w:lsdException w:name="Grid Table 3 Accent 5" w:uiPriority="48"/>
+    <w:lsdException w:name="Grid Table 4 Accent 5" w:uiPriority="49"/>
+    <w:lsdException w:name="Grid Table 5 Dark Accent 5" w:uiPriority="50"/>
+    <w:lsdException w:name="Grid Table 6 Colorful Accent 5" w:uiPriority="51"/>
+    <w:lsdException w:name="Grid Table 7 Colorful Accent 5" w:uiPriority="52"/>
+    <w:lsdException w:name="Grid Table 1 Light Accent 6" w:uiPriority="46"/>
+    <w:lsdException w:name="Grid Table 2 Accent 6" w:uiPriority="47"/>
+    <w:lsdException w:name="Grid Table 3 Accent 6" w:uiPriority="48"/>
+    <w:lsdException w:name="Grid Table 4 Accent 6" w:uiPriority="49"/>
+    <w:lsdException w:name="Grid Table 5 Dark Accent 6" w:uiPriority="50"/>
+    <w:lsdException w:name="Grid Table 6 Colorful Accent 6" w:uiPriority="51"/>
+    <w:lsdException w:name="Grid Table 7 Colorful Accent 6" w:uiPriority="52"/>
+    <w:lsdException w:name="List Table 1 Light" w:uiPriority="46"/>
+    <w:lsdException w:name="List Table 2" w:uiPriority="47"/>
+    <w:lsdException w:name="List Table 3" w:uiPriority="48"/>
+    <w:lsdException w:name="List Table 4" w:uiPriority="49"/>
+    <w:lsdException w:name="List Table 5 Dark" w:uiPriority="50"/>
+    <w:lsdException w:name="List Table 6 Colorful" w:uiPriority="51"/>
+    <w:lsdException w:name="List Table 7 Colorful" w:uiPriority="52"/>
+    <w:lsdException w:name="List Table 1 Light Accent 1" w:uiPriority="46"/>
+    <w:lsdException w:name="List Table 2 Accent 1" w:uiPriority="47"/>
+    <w:lsdException w:name="List Table 3 Accent 1" w:uiPriority="48"/>
+    <w:lsdException w:name="List Table 4 Accent 1" w:uiPriority="49"/>
+    <w:lsdException w:name="List Table 5 Dark Accent 1" w:uiPriority="50"/>
+    <w:lsdException w:name="List Table 6 Colorful Accent 1" w:uiPriority="51"/>
+    <w:lsdException w:name="List Table 7 Colorful Accent 1" w:uiPriority="52"/>
+    <w:lsdException w:name="List Table 1 Light Accent 2" w:uiPriority="46"/>
+    <w:lsdException w:name="List Table 2 Accent 2" w:uiPriority="47"/>
+    <w:lsdException w:name="List Table 3 Accent 2" w:uiPriority="48"/>
+    <w:lsdException w:name="List Table 4 Accent 2" w:uiPriority="49"/>
+    <w:lsdException w:name="List Table 5 Dark Accent 2" w:uiPriority="50"/>
+    <w:lsdException w:name="List Table 6 Colorful Accent 2" w:uiPriority="51"/>
+    <w:lsdException w:name="List Table 7 Colorful Accent 2" w:uiPriority="52"/>
+    <w:lsdException w:name="List Table 1 Light Accent 3" w:uiPriority="46"/>
+    <w:lsdException w:name="List Table 2 Accent 3" w:uiPriority="47"/>
+    <w:lsdException w:name="List Table 3 Accent 3" w:uiPriority="48"/>
+    <w:lsdException w:name="List Table 4 Accent 3" w:uiPriority="49"/>
+    <w:lsdException w:name="List Table 5 Dark Accent 3" w:uiPriority="50"/>
+    <w:lsdException w:name="List Table 6 Colorful Accent 3" w:uiPriority="51"/>
+    <w:lsdException w:name="List Table 7 Colorful Accent 3" w:uiPriority="52"/>
+    <w:lsdException w:name="List Table 1 Light Accent 4" w:uiPriority="46"/>
+    <w:lsdException w:name="List Table 2 Accent 4" w:uiPriority="47"/>
+    <w:lsdException w:name="List Table 3 Accent 4" w:uiPriority="48"/>
+    <w:lsdException w:name="List Table 4 Accent 4" w:uiPriority="49"/>
+    <w:lsdException w:name="List Table 5 Dark Accent 4" w:uiPriority="50"/>
+    <w:lsdException w:name="List Table 6 Colorful Accent 4" w:uiPriority="51"/>
+    <w:lsdException w:name="List Table 7 Colorful Accent 4" w:uiPriority="52"/>
+    <w:lsdException w:name="List Table 1 Light Accent 5" w:uiPriority="46"/>
+    <w:lsdException w:name="List Table 2 Accent 5" w:uiPriority="47"/>
+    <w:lsdException w:name="List Table 3 Accent 5" w:uiPriority="48"/>
+    <w:lsdException w:name="List Table 4 Accent 5" w:uiPriority="49"/>
+    <w:lsdException w:name="List Table 5 Dark Accent 5" w:uiPriority="50"/>
+    <w:lsdException w:name="List Table 6 Colorful Accent 5" w:uiPriority="51"/>
+    <w:lsdException w:name="List Table 7 Colorful Accent 5" w:uiPriority="52"/>
+    <w:lsdException w:name="List Table 1 Light Accent 6" w:uiPriority="46"/>
+    <w:lsdException w:name="List Table 2 Accent 6" w:uiPriority="47"/>
+    <w:lsdException w:name="List Table 3 Accent 6" w:uiPriority="48"/>
+    <w:lsdException w:name="List Table 4 Accent 6" w:uiPriority="49"/>
+    <w:lsdException w:name="List Table 5 Dark Accent 6" w:uiPriority="50"/>
+    <w:lsdException w:name="List Table 6 Colorful Accent 6" w:uiPriority="51"/>
+    <w:lsdException w:name="List Table 7 Colorful Accent 6" w:uiPriority="52"/>
+    <w:lsdException w:name="Mention" w:semiHidden="1" w:unhideWhenUsed="1"/>
+    <w:lsdException w:name="Smart Hyperlink" w:semiHidden="1" w:unhideWhenUsed="1"/>
+    <w:lsdException w:name="Hashtag" w:semiHidden="1" w:unhideWhenUsed="1"/>
+    <w:lsdException w:name="Unresolved Mention" w:semiHidden="1" w:unhideWhenUsed="1"/>
+    <w:lsdException w:name="Smart Link" w:semiHidden="1" w:unhideWhenUsed="1"/>
+  </w:latentStyles>
+  <w:style w:type="paragraph" w:default="1" w:styleId="Normal">
+    <w:name w:val="Normal"/>
     <w:qFormat/>
-    <w:rPr>
-      <w:sz w:val="56"/>
-      <w:szCs w:val="56"/>
-    </w:rPr>
   </w:style>
   <w:style w:type="paragraph" w:styleId="Heading1">
-    <w:name w:val="Heading 1"/>
-    <w:basedOn w:val="Normal"/>
-    <w:next w:val="Normal"/>
+    <w:name w:val="heading 1"/>
+    <w:uiPriority w:val="9"/>
     <w:qFormat/>
+    <w:pPr>
+      <w:outlineLvl w:val="0"/>
+    </w:pPr>
     <w:rPr>
       <w:color w:val="2E74B5"/>
       <w:sz w:val="32"/>
@@ -3171,10 +3518,14 @@
     </w:rPr>
   </w:style>
   <w:style w:type="paragraph" w:styleId="Heading2">
-    <w:name w:val="Heading 2"/>
-    <w:basedOn w:val="Normal"/>
-    <w:next w:val="Normal"/>
+    <w:name w:val="heading 2"/>
+    <w:uiPriority w:val="9"/>
+    <w:semiHidden/>
+    <w:unhideWhenUsed/>
     <w:qFormat/>
+    <w:pPr>
+      <w:outlineLvl w:val="1"/>
+    </w:pPr>
     <w:rPr>
       <w:color w:val="2E74B5"/>
       <w:sz w:val="26"/>
@@ -3182,10 +3533,14 @@
     </w:rPr>
   </w:style>
   <w:style w:type="paragraph" w:styleId="Heading3">
-    <w:name w:val="Heading 3"/>
-    <w:basedOn w:val="Normal"/>
-    <w:next w:val="Normal"/>
+    <w:name w:val="heading 3"/>
+    <w:uiPriority w:val="9"/>
+    <w:semiHidden/>
+    <w:unhideWhenUsed/>
     <w:qFormat/>
+    <w:pPr>
+      <w:outlineLvl w:val="2"/>
+    </w:pPr>
     <w:rPr>
       <w:color w:val="1F4D78"/>
       <w:sz w:val="24"/>
@@ -3193,10 +3548,14 @@
     </w:rPr>
   </w:style>
   <w:style w:type="paragraph" w:styleId="Heading4">
-    <w:name w:val="Heading 4"/>
-    <w:basedOn w:val="Normal"/>
-    <w:next w:val="Normal"/>
+    <w:name w:val="heading 4"/>
+    <w:uiPriority w:val="9"/>
+    <w:semiHidden/>
+    <w:unhideWhenUsed/>
     <w:qFormat/>
+    <w:pPr>
+      <w:outlineLvl w:val="3"/>
+    </w:pPr>
     <w:rPr>
       <w:i/>
       <w:iCs/>
@@ -3204,27 +3563,69 @@
     </w:rPr>
   </w:style>
   <w:style w:type="paragraph" w:styleId="Heading5">
-    <w:name w:val="Heading 5"/>
-    <w:basedOn w:val="Normal"/>
-    <w:next w:val="Normal"/>
+    <w:name w:val="heading 5"/>
+    <w:uiPriority w:val="9"/>
+    <w:semiHidden/>
+    <w:unhideWhenUsed/>
     <w:qFormat/>
+    <w:pPr>
+      <w:outlineLvl w:val="4"/>
+    </w:pPr>
     <w:rPr>
       <w:color w:val="2E74B5"/>
     </w:rPr>
   </w:style>
   <w:style w:type="paragraph" w:styleId="Heading6">
-    <w:name w:val="Heading 6"/>
-    <w:basedOn w:val="Normal"/>
-    <w:next w:val="Normal"/>
+    <w:name w:val="heading 6"/>
+    <w:uiPriority w:val="9"/>
+    <w:semiHidden/>
+    <w:unhideWhenUsed/>
     <w:qFormat/>
+    <w:pPr>
+      <w:outlineLvl w:val="5"/>
+    </w:pPr>
     <w:rPr>
       <w:color w:val="1F4D78"/>
     </w:rPr>
   </w:style>
-  <w:style w:type="paragraph" w:styleId="Strong">
-    <w:name w:val="Strong"/>
-    <w:basedOn w:val="Normal"/>
-    <w:next w:val="Normal"/>
+  <w:style w:type="character" w:default="1" w:styleId="DefaultParagraphFont">
+    <w:name w:val="Default Paragraph Font"/>
+    <w:uiPriority w:val="1"/>
+    <w:semiHidden/>
+    <w:unhideWhenUsed/>
+  </w:style>
+  <w:style w:type="table" w:default="1" w:styleId="TableNormal">
+    <w:name w:val="Normal Table"/>
+    <w:uiPriority w:val="99"/>
+    <w:semiHidden/>
+    <w:unhideWhenUsed/>
+    <w:tblPr>
+      <w:tblInd w:w="0" w:type="dxa"/>
+      <w:tblCellMar>
+        <w:top w:w="0" w:type="dxa"/>
+        <w:left w:w="108" w:type="dxa"/>
+        <w:bottom w:w="0" w:type="dxa"/>
+        <w:right w:w="108" w:type="dxa"/>
+      </w:tblCellMar>
+    </w:tblPr>
+  </w:style>
+  <w:style w:type="numbering" w:default="1" w:styleId="NoList">
+    <w:name w:val="No List"/>
+    <w:uiPriority w:val="99"/>
+    <w:semiHidden/>
+    <w:unhideWhenUsed/>
+  </w:style>
+  <w:style w:type="paragraph" w:styleId="Title">
+    <w:name w:val="Title"/>
+    <w:uiPriority w:val="10"/>
+    <w:qFormat/>
+    <w:rPr>
+      <w:sz w:val="56"/>
+      <w:szCs w:val="56"/>
+    </w:rPr>
+  </w:style>
+  <w:style w:type="paragraph" w:customStyle="1" w:styleId="Strong1">
+    <w:name w:val="Strong1"/>
     <w:qFormat/>
     <w:rPr>
       <w:b/>
@@ -3233,12 +3634,10 @@
   </w:style>
   <w:style w:type="paragraph" w:styleId="ListParagraph">
     <w:name w:val="List Paragraph"/>
-    <w:basedOn w:val="Normal"/>
     <w:qFormat/>
   </w:style>
   <w:style w:type="character" w:styleId="Hyperlink">
     <w:name w:val="Hyperlink"/>
-    <w:basedOn w:val="DefaultParagraphFont"/>
     <w:uiPriority w:val="99"/>
     <w:unhideWhenUsed/>
     <w:rPr>
@@ -3248,7 +3647,6 @@
   </w:style>
   <w:style w:type="character" w:styleId="FootnoteReference">
     <w:name w:val="footnote reference"/>
-    <w:basedOn w:val="DefaultParagraphFont"/>
     <w:uiPriority w:val="99"/>
     <w:semiHidden/>
     <w:unhideWhenUsed/>
@@ -3258,22 +3656,13 @@
   </w:style>
   <w:style w:type="paragraph" w:styleId="FootnoteText">
     <w:name w:val="footnote text"/>
-    <w:basedOn w:val="Normal"/>
     <w:link w:val="FootnoteTextChar"/>
     <w:uiPriority w:val="99"/>
     <w:semiHidden/>
     <w:unhideWhenUsed/>
-    <w:pPr>
-      <w:spacing w:after="0" w:line="240" w:lineRule="auto"/>
-    </w:pPr>
-    <w:rPr>
-      <w:sz w:val="20"/>
-      <w:szCs w:val="20"/>
-    </w:rPr>
   </w:style>
-  <w:style w:type="character" w:styleId="FootnoteTextChar">
+  <w:style w:type="character" w:customStyle="1" w:styleId="FootnoteTextChar">
     <w:name w:val="Footnote Text Char"/>
-    <w:basedOn w:val="DefaultParagraphFont"/>
     <w:link w:val="FootnoteText"/>
     <w:uiPriority w:val="99"/>
     <w:semiHidden/>
@@ -3285,7 +3674,6 @@
   </w:style>
   <w:style w:type="character" w:styleId="EndnoteReference">
     <w:name w:val="endnote reference"/>
-    <w:basedOn w:val="DefaultParagraphFont"/>
     <w:uiPriority w:val="99"/>
     <w:semiHidden/>
     <w:unhideWhenUsed/>
@@ -3295,22 +3683,13 @@
   </w:style>
   <w:style w:type="paragraph" w:styleId="EndnoteText">
     <w:name w:val="endnote text"/>
-    <w:basedOn w:val="Normal"/>
     <w:link w:val="EndnoteTextChar"/>
     <w:uiPriority w:val="99"/>
     <w:semiHidden/>
     <w:unhideWhenUsed/>
-    <w:pPr>
-      <w:spacing w:after="0" w:line="240" w:lineRule="auto"/>
-    </w:pPr>
-    <w:rPr>
-      <w:sz w:val="20"/>
-      <w:szCs w:val="20"/>
-    </w:rPr>
   </w:style>
-  <w:style w:type="character" w:styleId="EndnoteTextChar">
+  <w:style w:type="character" w:customStyle="1" w:styleId="EndnoteTextChar">
     <w:name w:val="Endnote Text Char"/>
-    <w:basedOn w:val="DefaultParagraphFont"/>
     <w:link w:val="EndnoteText"/>
     <w:uiPriority w:val="99"/>
     <w:semiHidden/>
@@ -3321,4 +3700,299 @@
     </w:rPr>
   </w:style>
 </w:styles>
+</file>
+
+<file path=word/theme/theme1.xml><?xml version="1.0" encoding="utf-8"?>
+<a:theme xmlns:a="http://schemas.openxmlformats.org/drawingml/2006/main" name="Office Theme">
+  <a:themeElements>
+    <a:clrScheme name="Office">
+      <a:dk1>
+        <a:sysClr val="windowText" lastClr="000000"/>
+      </a:dk1>
+      <a:lt1>
+        <a:sysClr val="window" lastClr="FFFFFF"/>
+      </a:lt1>
+      <a:dk2>
+        <a:srgbClr val="0E2841"/>
+      </a:dk2>
+      <a:lt2>
+        <a:srgbClr val="E8E8E8"/>
+      </a:lt2>
+      <a:accent1>
+        <a:srgbClr val="156082"/>
+      </a:accent1>
+      <a:accent2>
+        <a:srgbClr val="E97132"/>
+      </a:accent2>
+      <a:accent3>
+        <a:srgbClr val="196B24"/>
+      </a:accent3>
+      <a:accent4>
+        <a:srgbClr val="0F9ED5"/>
+      </a:accent4>
+      <a:accent5>
+        <a:srgbClr val="A02B93"/>
+      </a:accent5>
+      <a:accent6>
+        <a:srgbClr val="4EA72E"/>
+      </a:accent6>
+      <a:hlink>
+        <a:srgbClr val="467886"/>
+      </a:hlink>
+      <a:folHlink>
+        <a:srgbClr val="96607D"/>
+      </a:folHlink>
+    </a:clrScheme>
+    <a:fontScheme name="Office">
+      <a:majorFont>
+        <a:latin typeface="Aptos Display" panose="02110004020202020204"/>
+        <a:ea typeface=""/>
+        <a:cs typeface=""/>
+        <a:font script="Jpan" typeface="游ゴシック Light"/>
+        <a:font script="Hang" typeface="맑은 고딕"/>
+        <a:font script="Hans" typeface="等线 Light"/>
+        <a:font script="Hant" typeface="新細明體"/>
+        <a:font script="Arab" typeface="Times New Roman"/>
+        <a:font script="Hebr" typeface="Times New Roman"/>
+        <a:font script="Thai" typeface="Angsana New"/>
+        <a:font script="Ethi" typeface="Nyala"/>
+        <a:font script="Beng" typeface="Vrinda"/>
+        <a:font script="Gujr" typeface="Shruti"/>
+        <a:font script="Khmr" typeface="MoolBoran"/>
+        <a:font script="Knda" typeface="Tunga"/>
+        <a:font script="Guru" typeface="Raavi"/>
+        <a:font script="Cans" typeface="Euphemia"/>
+        <a:font script="Cher" typeface="Plantagenet Cherokee"/>
+        <a:font script="Yiii" typeface="Microsoft Yi Baiti"/>
+        <a:font script="Tibt" typeface="Microsoft Himalaya"/>
+        <a:font script="Thaa" typeface="MV Boli"/>
+        <a:font script="Deva" typeface="Mangal"/>
+        <a:font script="Telu" typeface="Gautami"/>
+        <a:font script="Taml" typeface="Latha"/>
+        <a:font script="Syrc" typeface="Estrangelo Edessa"/>
+        <a:font script="Orya" typeface="Kalinga"/>
+        <a:font script="Mlym" typeface="Kartika"/>
+        <a:font script="Laoo" typeface="DokChampa"/>
+        <a:font script="Sinh" typeface="Iskoola Pota"/>
+        <a:font script="Mong" typeface="Mongolian Baiti"/>
+        <a:font script="Viet" typeface="Times New Roman"/>
+        <a:font script="Uigh" typeface="Microsoft Uighur"/>
+        <a:font script="Geor" typeface="Sylfaen"/>
+        <a:font script="Armn" typeface="Arial"/>
+        <a:font script="Bugi" typeface="Leelawadee UI"/>
+        <a:font script="Bopo" typeface="Microsoft JhengHei"/>
+        <a:font script="Java" typeface="Javanese Text"/>
+        <a:font script="Lisu" typeface="Segoe UI"/>
+        <a:font script="Mymr" typeface="Myanmar Text"/>
+        <a:font script="Nkoo" typeface="Ebrima"/>
+        <a:font script="Olck" typeface="Nirmala UI"/>
+        <a:font script="Osma" typeface="Ebrima"/>
+        <a:font script="Phag" typeface="Phagspa"/>
+        <a:font script="Syrn" typeface="Estrangelo Edessa"/>
+        <a:font script="Syrj" typeface="Estrangelo Edessa"/>
+        <a:font script="Syre" typeface="Estrangelo Edessa"/>
+        <a:font script="Sora" typeface="Nirmala UI"/>
+        <a:font script="Tale" typeface="Microsoft Tai Le"/>
+        <a:font script="Talu" typeface="Microsoft New Tai Lue"/>
+        <a:font script="Tfng" typeface="Ebrima"/>
+      </a:majorFont>
+      <a:minorFont>
+        <a:latin typeface="Aptos" panose="02110004020202020204"/>
+        <a:ea typeface=""/>
+        <a:cs typeface=""/>
+        <a:font script="Jpan" typeface="游明朝"/>
+        <a:font script="Hang" typeface="맑은 고딕"/>
+        <a:font script="Hans" typeface="等线"/>
+        <a:font script="Hant" typeface="新細明體"/>
+        <a:font script="Arab" typeface="Arial"/>
+        <a:font script="Hebr" typeface="Arial"/>
+        <a:font script="Thai" typeface="Cordia New"/>
+        <a:font script="Ethi" typeface="Nyala"/>
+        <a:font script="Beng" typeface="Vrinda"/>
+        <a:font script="Gujr" typeface="Shruti"/>
+        <a:font script="Khmr" typeface="DaunPenh"/>
+        <a:font script="Knda" typeface="Tunga"/>
+        <a:font script="Guru" typeface="Raavi"/>
+        <a:font script="Cans" typeface="Euphemia"/>
+        <a:font script="Cher" typeface="Plantagenet Cherokee"/>
+        <a:font script="Yiii" typeface="Microsoft Yi Baiti"/>
+        <a:font script="Tibt" typeface="Microsoft Himalaya"/>
+        <a:font script="Thaa" typeface="MV Boli"/>
+        <a:font script="Deva" typeface="Mangal"/>
+        <a:font script="Telu" typeface="Gautami"/>
+        <a:font script="Taml" typeface="Latha"/>
+        <a:font script="Syrc" typeface="Estrangelo Edessa"/>
+        <a:font script="Orya" typeface="Kalinga"/>
+        <a:font script="Mlym" typeface="Kartika"/>
+        <a:font script="Laoo" typeface="DokChampa"/>
+        <a:font script="Sinh" typeface="Iskoola Pota"/>
+        <a:font script="Mong" typeface="Mongolian Baiti"/>
+        <a:font script="Viet" typeface="Arial"/>
+        <a:font script="Uigh" typeface="Microsoft Uighur"/>
+        <a:font script="Geor" typeface="Sylfaen"/>
+        <a:font script="Armn" typeface="Arial"/>
+        <a:font script="Bugi" typeface="Leelawadee UI"/>
+        <a:font script="Bopo" typeface="Microsoft JhengHei"/>
+        <a:font script="Java" typeface="Javanese Text"/>
+        <a:font script="Lisu" typeface="Segoe UI"/>
+        <a:font script="Mymr" typeface="Myanmar Text"/>
+        <a:font script="Nkoo" typeface="Ebrima"/>
+        <a:font script="Olck" typeface="Nirmala UI"/>
+        <a:font script="Osma" typeface="Ebrima"/>
+        <a:font script="Phag" typeface="Phagspa"/>
+        <a:font script="Syrn" typeface="Estrangelo Edessa"/>
+        <a:font script="Syrj" typeface="Estrangelo Edessa"/>
+        <a:font script="Syre" typeface="Estrangelo Edessa"/>
+        <a:font script="Sora" typeface="Nirmala UI"/>
+        <a:font script="Tale" typeface="Microsoft Tai Le"/>
+        <a:font script="Talu" typeface="Microsoft New Tai Lue"/>
+        <a:font script="Tfng" typeface="Ebrima"/>
+      </a:minorFont>
+    </a:fontScheme>
+    <a:fmtScheme name="Office">
+      <a:fillStyleLst>
+        <a:solidFill>
+          <a:schemeClr val="phClr"/>
+        </a:solidFill>
+        <a:gradFill rotWithShape="1">
+          <a:gsLst>
+            <a:gs pos="0">
+              <a:schemeClr val="phClr">
+                <a:lumMod val="110000"/>
+                <a:satMod val="105000"/>
+                <a:tint val="67000"/>
+              </a:schemeClr>
+            </a:gs>
+            <a:gs pos="50000">
+              <a:schemeClr val="phClr">
+                <a:lumMod val="105000"/>
+                <a:satMod val="103000"/>
+                <a:tint val="73000"/>
+              </a:schemeClr>
+            </a:gs>
+            <a:gs pos="100000">
+              <a:schemeClr val="phClr">
+                <a:lumMod val="105000"/>
+                <a:satMod val="109000"/>
+                <a:tint val="81000"/>
+              </a:schemeClr>
+            </a:gs>
+          </a:gsLst>
+          <a:lin ang="5400000" scaled="0"/>
+        </a:gradFill>
+        <a:gradFill rotWithShape="1">
+          <a:gsLst>
+            <a:gs pos="0">
+              <a:schemeClr val="phClr">
+                <a:satMod val="103000"/>
+                <a:lumMod val="102000"/>
+                <a:tint val="94000"/>
+              </a:schemeClr>
+            </a:gs>
+            <a:gs pos="50000">
+              <a:schemeClr val="phClr">
+                <a:satMod val="110000"/>
+                <a:lumMod val="100000"/>
+                <a:shade val="100000"/>
+              </a:schemeClr>
+            </a:gs>
+            <a:gs pos="100000">
+              <a:schemeClr val="phClr">
+                <a:lumMod val="99000"/>
+                <a:satMod val="120000"/>
+                <a:shade val="78000"/>
+              </a:schemeClr>
+            </a:gs>
+          </a:gsLst>
+          <a:lin ang="5400000" scaled="0"/>
+        </a:gradFill>
+      </a:fillStyleLst>
+      <a:lnStyleLst>
+        <a:ln w="6350" cap="flat" cmpd="sng" algn="ctr">
+          <a:solidFill>
+            <a:schemeClr val="phClr"/>
+          </a:solidFill>
+          <a:prstDash val="solid"/>
+          <a:miter lim="800000"/>
+        </a:ln>
+        <a:ln w="12700" cap="flat" cmpd="sng" algn="ctr">
+          <a:solidFill>
+            <a:schemeClr val="phClr"/>
+          </a:solidFill>
+          <a:prstDash val="solid"/>
+          <a:miter lim="800000"/>
+        </a:ln>
+        <a:ln w="19050" cap="flat" cmpd="sng" algn="ctr">
+          <a:solidFill>
+            <a:schemeClr val="phClr"/>
+          </a:solidFill>
+          <a:prstDash val="solid"/>
+          <a:miter lim="800000"/>
+        </a:ln>
+      </a:lnStyleLst>
+      <a:effectStyleLst>
+        <a:effectStyle>
+          <a:effectLst/>
+        </a:effectStyle>
+        <a:effectStyle>
+          <a:effectLst/>
+        </a:effectStyle>
+        <a:effectStyle>
+          <a:effectLst>
+            <a:outerShdw blurRad="57150" dist="19050" dir="5400000" algn="ctr" rotWithShape="0">
+              <a:srgbClr val="000000">
+                <a:alpha val="63000"/>
+              </a:srgbClr>
+            </a:outerShdw>
+          </a:effectLst>
+        </a:effectStyle>
+      </a:effectStyleLst>
+      <a:bgFillStyleLst>
+        <a:solidFill>
+          <a:schemeClr val="phClr"/>
+        </a:solidFill>
+        <a:solidFill>
+          <a:schemeClr val="phClr">
+            <a:tint val="95000"/>
+            <a:satMod val="170000"/>
+          </a:schemeClr>
+        </a:solidFill>
+        <a:gradFill rotWithShape="1">
+          <a:gsLst>
+            <a:gs pos="0">
+              <a:schemeClr val="phClr">
+                <a:tint val="93000"/>
+                <a:satMod val="150000"/>
+                <a:shade val="98000"/>
+                <a:lumMod val="102000"/>
+              </a:schemeClr>
+            </a:gs>
+            <a:gs pos="50000">
+              <a:schemeClr val="phClr">
+                <a:tint val="98000"/>
+                <a:satMod val="130000"/>
+                <a:shade val="90000"/>
+                <a:lumMod val="103000"/>
+              </a:schemeClr>
+            </a:gs>
+            <a:gs pos="100000">
+              <a:schemeClr val="phClr">
+                <a:shade val="63000"/>
+                <a:satMod val="120000"/>
+              </a:schemeClr>
+            </a:gs>
+          </a:gsLst>
+          <a:lin ang="5400000" scaled="0"/>
+        </a:gradFill>
+      </a:bgFillStyleLst>
+    </a:fmtScheme>
+  </a:themeElements>
+  <a:objectDefaults/>
+  <a:extraClrSchemeLst/>
+  <a:extLst>
+    <a:ext uri="{05A4C25C-085E-4340-85A3-A5531E510DB2}">
+      <thm15:themeFamily xmlns:thm15="http://schemas.microsoft.com/office/thememl/2012/main" name="Office Theme" id="{2E142A2C-CD16-42D6-873A-C26D2A0506FA}" vid="{1BDDFF52-6CD6-40A5-AB3C-68EB2F1E4D0A}"/>
+    </a:ext>
+  </a:extLst>
+</a:theme>
 </file>